--- a/backend/tests/artifacts/templates/sop_simple.docx
+++ b/backend/tests/artifacts/templates/sop_simple.docx
@@ -285,6 +285,11 @@
           <w:sz w:val="18"/>
         </w:rPr>
         <w:t>Reviewed by (Name / Date)</w:t>
+      </w:r>
+    </w:p>
+    <w:p>
+      <w:r>
+        <w:t/>
       </w:r>
     </w:p>
     <w:sectPr>

--- a/backend/tests/artifacts/templates/sop_simple.docx
+++ b/backend/tests/artifacts/templates/sop_simple.docx
@@ -3,199 +3,55 @@
 <w:document xmlns:wpc="http://schemas.microsoft.com/office/word/2010/wordprocessingCanvas" xmlns:mo="http://schemas.microsoft.com/office/mac/office/2008/main" xmlns:mc="http://schemas.openxmlformats.org/markup-compatibility/2006" xmlns:mv="urn:schemas-microsoft-com:mac:vml" xmlns:o="urn:schemas-microsoft-com:office:office" xmlns:r="http://schemas.openxmlformats.org/officeDocument/2006/relationships" xmlns:m="http://schemas.openxmlformats.org/officeDocument/2006/math" xmlns:v="urn:schemas-microsoft-com:vml" xmlns:wp14="http://schemas.microsoft.com/office/word/2010/wordprocessingDrawing" xmlns:wp="http://schemas.openxmlformats.org/drawingml/2006/wordprocessingDrawing" xmlns:w10="urn:schemas-microsoft-com:office:word" xmlns:w="http://schemas.openxmlformats.org/wordprocessingml/2006/main" xmlns:w14="http://schemas.microsoft.com/office/word/2010/wordml" xmlns:wpg="http://schemas.microsoft.com/office/word/2010/wordprocessingGroup" xmlns:wpi="http://schemas.microsoft.com/office/word/2010/wordprocessingInk" xmlns:wne="http://schemas.microsoft.com/office/word/2006/wordml" xmlns:wps="http://schemas.microsoft.com/office/word/2010/wordprocessingShape" mc:Ignorable="w14 wp14">
   <w:body>
     <w:p>
-      <w:pPr>
-        <w:spacing w:after="80" w:before="0"/>
-        <w:jc w:val="center"/>
-      </w:pPr>
       <w:r>
         <w:rPr>
           <w:b/>
-          <w:i w:val="0"/>
-          <w:color w:val="0F172A"/>
           <w:sz w:val="36"/>
         </w:rPr>
         <w:t xml:space="preserve">Simple Buffer Protocol</w:t>
       </w:r>
     </w:p>
     <w:p>
-      <w:pPr>
-        <w:spacing w:before="0" w:after="80"/>
-      </w:pPr>
-      <w:r>
-        <w:t xml:space="preserve"/>
-      </w:r>
       <w:r>
         <w:rPr>
-          <w:color w:val="64748B"/>
-          <w:sz w:val="127000"/>
-          <w:szCs w:val="127000"/>
+          <w:b w:val="0"/>
+          <w:sz w:val="22"/>
         </w:rPr>
-        <w:t xml:space="preserve">A simple two-step buffer preparation protocol.</w:t>
-      </w:r>
-      <w:r>
         <w:t xml:space="preserve"/>
       </w:r>
     </w:p>
     <w:p>
-      <w:pPr>
-        <w:spacing w:after="120" w:before="0"/>
-      </w:pPr>
       <w:r>
         <w:rPr>
           <w:b w:val="0"/>
-          <w:i w:val="0"/>
-          <w:color w:val="C8C8C8"/>
-          <w:sz w:val="12"/>
+          <w:sz w:val="22"/>
         </w:rPr>
-        <w:t>──────────────────────────────────────────────────</w:t>
+        <w:t xml:space="preserve">Version 1  |  Effective:   |  Supersedes: </w:t>
       </w:r>
     </w:p>
     <w:p>
-      <w:pPr>
-        <w:spacing w:before="0" w:after="80"/>
-      </w:pPr>
       <w:r>
-        <w:t xml:space="preserve"/>
-      </w:r>
-      <w:r>
-        <w:t xml:space="preserve"/>
+        <w:rPr>
+          <w:b w:val="0"/>
+          <w:sz w:val="22"/>
+        </w:rPr>
+        <w:t xml:space="preserve">  |  </w:t>
       </w:r>
     </w:p>
     <w:p>
-      <w:pPr>
-        <w:spacing w:after="40"/>
-      </w:pPr>
       <w:r>
         <w:rPr>
           <w:b/>
-          <w:i w:val="0"/>
-          <w:color w:val="0F172A"/>
-          <w:sz w:val="22"/>
+          <w:sz w:val="28"/>
         </w:rPr>
-        <w:t xml:space="preserve">1. Buffer Preparation</w:t>
+        <w:t>Procedure</w:t>
       </w:r>
     </w:p>
     <w:p>
-      <w:pPr>
-        <w:spacing w:before="0" w:after="100"/>
-      </w:pPr>
-      <w:r>
-        <w:t xml:space="preserve"/>
-      </w:r>
-      <w:r>
-        <w:rPr>
-          <w:color w:val="334155"/>
-          <w:sz w:val="127000"/>
-          <w:szCs w:val="127000"/>
-        </w:rPr>
-        <w:t xml:space="preserve">    Prepare 500 mL of PBS buffer.</w:t>
-      </w:r>
-      <w:r>
-        <w:t xml:space="preserve"/>
-      </w:r>
-    </w:p>
-    <w:p>
-      <w:pPr>
-        <w:spacing w:before="0" w:after="100"/>
-      </w:pPr>
-      <w:r>
-        <w:t xml:space="preserve"/>
-      </w:r>
-      <w:r>
-        <w:rPr>
-          <w:color w:val="64748B"/>
-          <w:sz w:val="127000"/>
-          <w:szCs w:val="127000"/>
-          <w:i/>
-        </w:rPr>
-        <w:t xml:space="preserve">    Allow 30 minutes for this step.</w:t>
-      </w:r>
-      <w:r>
-        <w:t xml:space="preserve"/>
-      </w:r>
-    </w:p>
-    <w:p>
-      <w:pPr>
-        <w:spacing w:after="40"/>
-      </w:pPr>
-      <w:r>
-        <w:rPr>
-          <w:b/>
-          <w:i w:val="0"/>
-          <w:color w:val="0F172A"/>
-          <w:sz w:val="22"/>
-        </w:rPr>
-        <w:t xml:space="preserve">2. Cell Seeding</w:t>
-      </w:r>
-    </w:p>
-    <w:p>
-      <w:pPr>
-        <w:spacing w:before="0" w:after="100"/>
-      </w:pPr>
-      <w:r>
-        <w:t xml:space="preserve"/>
-      </w:r>
-      <w:r>
-        <w:rPr>
-          <w:color w:val="334155"/>
-          <w:sz w:val="127000"/>
-          <w:szCs w:val="127000"/>
-        </w:rPr>
-        <w:t xml:space="preserve">    Seed cells at target density.</w:t>
-      </w:r>
-      <w:r>
-        <w:t xml:space="preserve"/>
-      </w:r>
-    </w:p>
-    <w:p>
-      <w:pPr>
-        <w:spacing w:before="0" w:after="100"/>
-      </w:pPr>
-      <w:r>
-        <w:t xml:space="preserve"/>
-      </w:r>
-      <w:r>
-        <w:rPr>
-          <w:color w:val="334155"/>
-          <w:sz w:val="127000"/>
-          <w:szCs w:val="127000"/>
-        </w:rPr>
-        <w:t xml:space="preserve">    Seeding Density: 1e+06.</w:t>
-      </w:r>
-      <w:r>
-        <w:t xml:space="preserve"/>
-      </w:r>
-    </w:p>
-    <w:p>
-      <w:pPr>
-        <w:spacing w:before="0" w:after="100"/>
-      </w:pPr>
-      <w:r>
-        <w:t xml:space="preserve"/>
-      </w:r>
-      <w:r>
-        <w:rPr>
-          <w:color w:val="64748B"/>
-          <w:sz w:val="127000"/>
-          <w:szCs w:val="127000"/>
-          <w:i/>
-        </w:rPr>
-        <w:t xml:space="preserve">    Allow 15 minutes for this step.</w:t>
-      </w:r>
-      <w:r>
-        <w:t xml:space="preserve"/>
-      </w:r>
-    </w:p>
-    <w:p>
-      <w:pPr>
-        <w:spacing w:after="0"/>
-      </w:pPr>
       <w:r>
         <w:rPr>
           <w:b w:val="0"/>
-          <w:i w:val="0"/>
-          <w:color w:val="334155"/>
-          <w:sz w:val="2"/>
+          <w:sz w:val="22"/>
         </w:rPr>
         <w:t xml:space="preserve"/>
       </w:r>
@@ -205,14 +61,10 @@
     </w:p>
     <w:p>
       <w:r>
-        <w:br w:type="page"/>
-      </w:r>
-    </w:p>
-    <w:p>
-      <w:pPr>
-        <w:spacing w:after="0"/>
-      </w:pPr>
-      <w:r>
+        <w:rPr>
+          <w:b w:val="0"/>
+          <w:sz w:val="22"/>
+        </w:rPr>
         <w:t xml:space="preserve"/>
       </w:r>
       <w:r>
@@ -220,83 +72,27 @@
       </w:r>
     </w:p>
     <w:p>
-      <w:pPr>
-        <w:spacing w:after="120" w:before="0"/>
-      </w:pPr>
-      <w:r>
-        <w:rPr>
-          <w:b w:val="0"/>
-          <w:i w:val="0"/>
-          <w:color w:val="C8C8C8"/>
-          <w:sz w:val="12"/>
-        </w:rPr>
-        <w:t>──────────────────────────────────────────────────</w:t>
-      </w:r>
-    </w:p>
-    <w:p>
-      <w:pPr>
-        <w:spacing w:after="320" w:before="0"/>
-      </w:pPr>
       <w:r>
         <w:rPr>
           <w:b/>
-          <w:i w:val="0"/>
-          <w:color w:val="0F172A"/>
-          <w:sz w:val="22"/>
+          <w:sz w:val="28"/>
         </w:rPr>
-        <w:t>Approvals</w:t>
-      </w:r>
-    </w:p>
-    <w:p>
-      <w:pPr>
-        <w:spacing w:after="40"/>
-      </w:pPr>
-      <w:r>
-        <w:rPr>
-          <w:color w:val="787878"/>
-          <w:sz w:val="18"/>
-        </w:rPr>
-        <w:t>____________________________</w:t>
-        <w:tab/>
-        <w:tab/>
-        <w:tab/>
-      </w:r>
-      <w:r>
-        <w:rPr>
-          <w:color w:val="787878"/>
-          <w:sz w:val="18"/>
-        </w:rPr>
-        <w:t>____________________________</w:t>
+        <w:t>Approval</w:t>
       </w:r>
     </w:p>
     <w:p>
       <w:r>
         <w:rPr>
-          <w:color w:val="787878"/>
-          <w:sz w:val="18"/>
+          <w:b w:val="0"/>
+          <w:sz w:val="22"/>
         </w:rPr>
-        <w:t>Prepared by (Name / Date)</w:t>
-        <w:tab/>
-        <w:tab/>
-      </w:r>
-      <w:r>
-        <w:rPr>
-          <w:color w:val="787878"/>
-          <w:sz w:val="18"/>
-        </w:rPr>
-        <w:t>Reviewed by (Name / Date)</w:t>
-      </w:r>
-    </w:p>
-    <w:p>
-      <w:r>
-        <w:t/>
+        <w:t xml:space="preserve"/>
       </w:r>
     </w:p>
     <w:sectPr>
       <w:headerReference w:type="default" r:id="rId9"/>
-      <w:footerReference w:type="default" r:id="rId10"/>
       <w:pgSz w:w="12240" w:h="15840"/>
-      <w:pgMar w:top="1440" w:right="1440" w:bottom="1440" w:left="1440" w:header="720" w:footer="720" w:gutter="0"/>
+      <w:pgMar w:top="1134" w:right="1134" w:bottom="1134" w:left="1134" w:header="720" w:footer="720" w:gutter="0"/>
       <w:cols w:space="720"/>
       <w:docGrid w:linePitch="360"/>
     </w:sectPr>
@@ -304,63 +100,14 @@
 </w:document>
 </file>
 
-<file path=word/footer1.xml><?xml version="1.0" encoding="utf-8"?>
-<w:ftr xmlns:m="http://schemas.openxmlformats.org/officeDocument/2006/math" xmlns:mc="http://schemas.openxmlformats.org/markup-compatibility/2006" xmlns:mo="http://schemas.microsoft.com/office/mac/office/2008/main" xmlns:mv="urn:schemas-microsoft-com:mac:vml" xmlns:o="urn:schemas-microsoft-com:office:office" xmlns:r="http://schemas.openxmlformats.org/officeDocument/2006/relationships" xmlns:v="urn:schemas-microsoft-com:vml" xmlns:w10="urn:schemas-microsoft-com:office:word" xmlns:w14="http://schemas.microsoft.com/office/word/2010/wordml" xmlns:w="http://schemas.openxmlformats.org/wordprocessingml/2006/main" xmlns:wne="http://schemas.microsoft.com/office/word/2006/wordml" xmlns:wp14="http://schemas.microsoft.com/office/word/2010/wordprocessingDrawing" xmlns:wp="http://schemas.openxmlformats.org/drawingml/2006/wordprocessingDrawing" xmlns:wpc="http://schemas.microsoft.com/office/word/2010/wordprocessingCanvas" xmlns:wpg="http://schemas.microsoft.com/office/word/2010/wordprocessingGroup" xmlns:wpi="http://schemas.microsoft.com/office/word/2010/wordprocessingInk" xmlns:wps="http://schemas.microsoft.com/office/word/2010/wordprocessingShape" mc:Ignorable="w14 wp14">
-  <w:p>
-    <w:pPr>
-      <w:pStyle w:val="Footer"/>
-      <w:jc w:val="center"/>
-    </w:pPr>
-    <w:r>
-      <w:rPr>
-        <w:color w:val="969696"/>
-        <w:sz w:val="16"/>
-      </w:rPr>
-      <w:t xml:space="preserve">Page </w:t>
-      <w:fldChar w:fldCharType="begin"/>
-      <w:instrText> PAGE </w:instrText>
-      <w:fldChar w:fldCharType="end"/>
-    </w:r>
-    <w:r>
-      <w:rPr>
-        <w:color w:val="969696"/>
-        <w:sz w:val="16"/>
-      </w:rPr>
-      <w:t xml:space="preserve"> / </w:t>
-      <w:fldChar w:fldCharType="begin"/>
-      <w:instrText> NUMPAGES </w:instrText>
-      <w:fldChar w:fldCharType="end"/>
-    </w:r>
-  </w:p>
-</w:ftr>
-</file>
-
 <file path=word/header1.xml><?xml version="1.0" encoding="utf-8"?>
 <w:hdr xmlns:m="http://schemas.openxmlformats.org/officeDocument/2006/math" xmlns:mc="http://schemas.openxmlformats.org/markup-compatibility/2006" xmlns:mo="http://schemas.microsoft.com/office/mac/office/2008/main" xmlns:mv="urn:schemas-microsoft-com:mac:vml" xmlns:o="urn:schemas-microsoft-com:office:office" xmlns:r="http://schemas.openxmlformats.org/officeDocument/2006/relationships" xmlns:v="urn:schemas-microsoft-com:vml" xmlns:w10="urn:schemas-microsoft-com:office:word" xmlns:w14="http://schemas.microsoft.com/office/word/2010/wordml" xmlns:w="http://schemas.openxmlformats.org/wordprocessingml/2006/main" xmlns:wne="http://schemas.microsoft.com/office/word/2006/wordml" xmlns:wp14="http://schemas.microsoft.com/office/word/2010/wordprocessingDrawing" xmlns:wp="http://schemas.openxmlformats.org/drawingml/2006/wordprocessingDrawing" xmlns:wpc="http://schemas.microsoft.com/office/word/2010/wordprocessingCanvas" xmlns:wpg="http://schemas.microsoft.com/office/word/2010/wordprocessingGroup" xmlns:wpi="http://schemas.microsoft.com/office/word/2010/wordprocessingInk" xmlns:wps="http://schemas.microsoft.com/office/word/2010/wordprocessingShape" mc:Ignorable="w14 wp14">
   <w:p>
     <w:pPr>
       <w:pStyle w:val="Header"/>
-      <w:tabs>
-        <w:tab w:pos="9360" w:val="right"/>
-      </w:tabs>
-      <w:jc w:val="left"/>
     </w:pPr>
     <w:r>
-      <w:rPr>
-        <w:i/>
-        <w:color w:val="787878"/>
-        <w:sz w:val="18"/>
-      </w:rPr>
-      <w:t>STANDARD OPERATING PROCEDURE</w:t>
-      <w:tab/>
-    </w:r>
-    <w:r>
-      <w:rPr>
-        <w:i/>
-        <w:color w:val="787878"/>
-        <w:sz w:val="18"/>
-      </w:rPr>
-      <w:t xml:space="preserve">v1  |  April 1, 2026</w:t>
+      <w:t xml:space="preserve">        Version 1</w:t>
     </w:r>
   </w:p>
 </w:hdr>

--- a/backend/tests/artifacts/templates/sop_simple.docx
+++ b/backend/tests/artifacts/templates/sop_simple.docx
@@ -4,366 +4,708 @@
   <w:body>
     <w:p>
       <w:pPr>
-        <w:spacing w:after="80" w:before="0"/>
+        <w:spacing w:after="120"/>
         <w:jc w:val="center"/>
       </w:pPr>
       <w:r>
         <w:rPr>
-          <w:b/>
+          <w:rFonts w:ascii="Arial" w:hAnsi="Arial" w:cs="Arial"/>
+          <w:b w:val="0"/>
           <w:i w:val="0"/>
-          <w:color w:val="0F172A"/>
-          <w:sz w:val="36"/>
+          <w:color w:val="5F6368"/>
+          <w:sz w:val="24"/>
         </w:rPr>
-        <w:t xml:space="preserve">Simple Buffer Protocol</w:t>
+        <w:t>Standard Operating Procedure</w:t>
+      </w:r>
+    </w:p>
+    <w:tbl>
+      <w:tblPr>
+        <w:tblW w:type="auto" w:w="0"/>
+        <w:tblLook w:firstColumn="1" w:firstRow="1" w:lastColumn="0" w:lastRow="0" w:noHBand="0" w:noVBand="1" w:val="04A0"/>
+        <w:tblLayout w:type="fixed"/>
+      </w:tblPr>
+      <w:tblGrid>
+        <w:gridCol w:w="2520"/>
+        <w:gridCol w:w="2520"/>
+        <w:gridCol w:w="2520"/>
+        <w:gridCol w:w="2520"/>
+      </w:tblGrid>
+      <w:tr>
+        <w:tc>
+          <w:tcPr>
+            <w:tcW w:type="dxa" w:w="2400"/>
+            <w:shd w:val="clear" w:color="auto" w:fill="ECF0F1"/>
+            <w:tcBorders>
+              <w:top w:val="single" w:sz="4" w:color="BFBFBF"/>
+              <w:left w:val="single" w:sz="4" w:color="BFBFBF"/>
+              <w:bottom w:val="single" w:sz="4" w:color="BFBFBF"/>
+              <w:right w:val="single" w:sz="4" w:color="BFBFBF"/>
+            </w:tcBorders>
+            <w:vAlign w:val="center"/>
+          </w:tcPr>
+          <w:p>
+            <w:r/>
+            <w:r>
+              <w:rPr>
+                <w:rFonts w:ascii="Arial" w:hAnsi="Arial" w:cs="Arial"/>
+                <w:b/>
+                <w:i w:val="0"/>
+                <w:color w:val="000000"/>
+                <w:sz w:val="20"/>
+              </w:rPr>
+              <w:t>Document Number:</w:t>
+            </w:r>
+          </w:p>
+        </w:tc>
+        <w:tc>
+          <w:tcPr>
+            <w:tcW w:type="dxa" w:w="2800"/>
+            <w:tcBorders>
+              <w:top w:val="single" w:sz="4" w:color="BFBFBF"/>
+              <w:left w:val="single" w:sz="4" w:color="BFBFBF"/>
+              <w:bottom w:val="single" w:sz="4" w:color="BFBFBF"/>
+              <w:right w:val="single" w:sz="4" w:color="BFBFBF"/>
+            </w:tcBorders>
+            <w:vAlign w:val="center"/>
+          </w:tcPr>
+          <w:p>
+            <w:r/>
+            <w:r>
+              <w:rPr>
+                <w:rFonts w:ascii="Arial" w:hAnsi="Arial" w:cs="Arial"/>
+                <w:b w:val="0"/>
+                <w:i w:val="0"/>
+                <w:color w:val="000000"/>
+                <w:sz w:val="20"/>
+              </w:rPr>
+              <w:t xml:space="preserve"/>
+            </w:r>
+          </w:p>
+        </w:tc>
+        <w:tc>
+          <w:tcPr>
+            <w:tcW w:type="dxa" w:w="2000"/>
+            <w:shd w:val="clear" w:color="auto" w:fill="ECF0F1"/>
+            <w:tcBorders>
+              <w:top w:val="single" w:sz="4" w:color="BFBFBF"/>
+              <w:left w:val="single" w:sz="4" w:color="BFBFBF"/>
+              <w:bottom w:val="single" w:sz="4" w:color="BFBFBF"/>
+              <w:right w:val="single" w:sz="4" w:color="BFBFBF"/>
+            </w:tcBorders>
+            <w:vAlign w:val="center"/>
+          </w:tcPr>
+          <w:p>
+            <w:r/>
+            <w:r>
+              <w:rPr>
+                <w:rFonts w:ascii="Arial" w:hAnsi="Arial" w:cs="Arial"/>
+                <w:b/>
+                <w:i w:val="0"/>
+                <w:color w:val="000000"/>
+                <w:sz w:val="20"/>
+              </w:rPr>
+              <w:t>Revision:</w:t>
+            </w:r>
+          </w:p>
+        </w:tc>
+        <w:tc>
+          <w:tcPr>
+            <w:tcW w:type="dxa" w:w="2600"/>
+            <w:tcBorders>
+              <w:top w:val="single" w:sz="4" w:color="BFBFBF"/>
+              <w:left w:val="single" w:sz="4" w:color="BFBFBF"/>
+              <w:bottom w:val="single" w:sz="4" w:color="BFBFBF"/>
+              <w:right w:val="single" w:sz="4" w:color="BFBFBF"/>
+            </w:tcBorders>
+            <w:vAlign w:val="center"/>
+          </w:tcPr>
+          <w:p>
+            <w:r/>
+            <w:r>
+              <w:rPr>
+                <w:rFonts w:ascii="Arial" w:hAnsi="Arial" w:cs="Arial"/>
+                <w:b w:val="0"/>
+                <w:i w:val="0"/>
+                <w:color w:val="000000"/>
+                <w:sz w:val="20"/>
+              </w:rPr>
+              <w:t xml:space="preserve">1</w:t>
+            </w:r>
+          </w:p>
+        </w:tc>
+      </w:tr>
+      <w:tr>
+        <w:tc>
+          <w:tcPr>
+            <w:tcW w:type="dxa" w:w="2400"/>
+            <w:shd w:val="clear" w:color="auto" w:fill="ECF0F1"/>
+            <w:tcBorders>
+              <w:top w:val="single" w:sz="4" w:color="BFBFBF"/>
+              <w:left w:val="single" w:sz="4" w:color="BFBFBF"/>
+              <w:bottom w:val="single" w:sz="4" w:color="BFBFBF"/>
+              <w:right w:val="single" w:sz="4" w:color="BFBFBF"/>
+            </w:tcBorders>
+            <w:vAlign w:val="center"/>
+          </w:tcPr>
+          <w:p>
+            <w:r/>
+            <w:r>
+              <w:rPr>
+                <w:rFonts w:ascii="Arial" w:hAnsi="Arial" w:cs="Arial"/>
+                <w:b/>
+                <w:i w:val="0"/>
+                <w:color w:val="000000"/>
+                <w:sz w:val="20"/>
+              </w:rPr>
+              <w:t>Title:</w:t>
+            </w:r>
+          </w:p>
+        </w:tc>
+        <w:tc>
+          <w:tcPr>
+            <w:tcW w:type="dxa" w:w="7400"/>
+            <w:gridSpan w:val="3"/>
+            <w:tcBorders>
+              <w:top w:val="single" w:sz="4" w:color="BFBFBF"/>
+              <w:left w:val="single" w:sz="4" w:color="BFBFBF"/>
+              <w:bottom w:val="single" w:sz="4" w:color="BFBFBF"/>
+              <w:right w:val="single" w:sz="4" w:color="BFBFBF"/>
+            </w:tcBorders>
+            <w:vAlign w:val="center"/>
+          </w:tcPr>
+          <w:p>
+            <w:r/>
+            <w:r>
+              <w:rPr>
+                <w:rFonts w:ascii="Arial" w:hAnsi="Arial" w:cs="Arial"/>
+                <w:b w:val="0"/>
+                <w:i w:val="0"/>
+                <w:color w:val="000000"/>
+                <w:sz w:val="20"/>
+              </w:rPr>
+              <w:t xml:space="preserve">Simple Buffer Protocol</w:t>
+            </w:r>
+          </w:p>
+        </w:tc>
+      </w:tr>
+      <w:tr>
+        <w:tc>
+          <w:tcPr>
+            <w:tcW w:type="dxa" w:w="2400"/>
+            <w:shd w:val="clear" w:color="auto" w:fill="ECF0F1"/>
+            <w:tcBorders>
+              <w:top w:val="single" w:sz="4" w:color="BFBFBF"/>
+              <w:left w:val="single" w:sz="4" w:color="BFBFBF"/>
+              <w:bottom w:val="single" w:sz="4" w:color="BFBFBF"/>
+              <w:right w:val="single" w:sz="4" w:color="BFBFBF"/>
+            </w:tcBorders>
+            <w:vAlign w:val="center"/>
+          </w:tcPr>
+          <w:p>
+            <w:r/>
+            <w:r>
+              <w:rPr>
+                <w:rFonts w:ascii="Arial" w:hAnsi="Arial" w:cs="Arial"/>
+                <w:b/>
+                <w:i w:val="0"/>
+                <w:color w:val="000000"/>
+                <w:sz w:val="20"/>
+              </w:rPr>
+              <w:t>Effective Date:</w:t>
+            </w:r>
+          </w:p>
+        </w:tc>
+        <w:tc>
+          <w:tcPr>
+            <w:tcW w:type="dxa" w:w="7400"/>
+            <w:gridSpan w:val="3"/>
+            <w:tcBorders>
+              <w:top w:val="single" w:sz="4" w:color="BFBFBF"/>
+              <w:left w:val="single" w:sz="4" w:color="BFBFBF"/>
+              <w:bottom w:val="single" w:sz="4" w:color="BFBFBF"/>
+              <w:right w:val="single" w:sz="4" w:color="BFBFBF"/>
+            </w:tcBorders>
+            <w:vAlign w:val="center"/>
+          </w:tcPr>
+          <w:p>
+            <w:r/>
+            <w:r>
+              <w:rPr>
+                <w:rFonts w:ascii="Arial" w:hAnsi="Arial" w:cs="Arial"/>
+                <w:b w:val="0"/>
+                <w:i w:val="0"/>
+                <w:color w:val="000000"/>
+                <w:sz w:val="20"/>
+              </w:rPr>
+              <w:t xml:space="preserve"/>
+            </w:r>
+          </w:p>
+        </w:tc>
+      </w:tr>
+    </w:tbl>
+    <w:p>
+      <w:pPr>
+        <w:spacing w:after="80"/>
+      </w:pPr>
+    </w:p>
+    <w:p>
+      <w:pPr>
+        <w:spacing w:after="160"/>
+        <w:jc w:val="center"/>
+      </w:pPr>
+      <w:r>
+        <w:rPr>
+          <w:rFonts w:ascii="Arial" w:hAnsi="Arial" w:cs="Arial"/>
+          <w:b w:val="0"/>
+          <w:i w:val="0"/>
+          <w:color w:val="5F6368"/>
+          <w:sz w:val="18"/>
+        </w:rPr>
+        <w:t xml:space="preserve">    Project:     Generated: April 1, 2026</w:t>
       </w:r>
     </w:p>
     <w:p>
       <w:pPr>
-        <w:spacing w:before="0" w:after="80"/>
+        <w:keepNext/>
+        <w:spacing w:before="320" w:after="120"/>
+        <w:pBdr>
+          <w:bottom w:val="single" w:sz="8" w:space="4" w:color="D1D5DB"/>
+        </w:pBdr>
       </w:pPr>
       <w:r>
-        <w:t xml:space="preserve"/>
+        <w:rPr>
+          <w:rFonts w:ascii="Arial" w:hAnsi="Arial" w:cs="Arial"/>
+          <w:b/>
+          <w:i w:val="0"/>
+          <w:color w:val="1F3A5F"/>
+          <w:sz w:val="32"/>
+        </w:rPr>
+        <w:t>1.0 Purpose</w:t>
       </w:r>
+    </w:p>
+    <w:p>
+      <w:pPr>
+        <w:spacing w:after="160"/>
+      </w:pPr>
       <w:r>
         <w:rPr>
-          <w:color w:val="64748B"/>
-          <w:sz w:val="127000"/>
-          <w:szCs w:val="127000"/>
+          <w:rFonts w:ascii="Arial" w:hAnsi="Arial" w:cs="Arial"/>
+          <w:b w:val="0"/>
+          <w:i w:val="0"/>
+          <w:color w:val="000000"/>
+          <w:sz w:val="20"/>
         </w:rPr>
-        <w:t xml:space="preserve">A simple two-step buffer preparation protocol.</w:t>
-      </w:r>
-      <w:r>
         <w:t xml:space="preserve"/>
       </w:r>
     </w:p>
     <w:p>
       <w:pPr>
-        <w:spacing w:after="120" w:before="0"/>
+        <w:keepNext/>
+        <w:spacing w:before="320" w:after="120"/>
+        <w:pBdr>
+          <w:bottom w:val="single" w:sz="8" w:space="4" w:color="D1D5DB"/>
+        </w:pBdr>
       </w:pPr>
       <w:r>
         <w:rPr>
-          <w:b w:val="0"/>
+          <w:rFonts w:ascii="Arial" w:hAnsi="Arial" w:cs="Arial"/>
+          <w:b/>
           <w:i w:val="0"/>
-          <w:color w:val="C8C8C8"/>
-          <w:sz w:val="12"/>
+          <w:color w:val="1F3A5F"/>
+          <w:sz w:val="32"/>
         </w:rPr>
-        <w:t>──────────────────────────────────────────────────</w:t>
+        <w:t>2.0 Scope</w:t>
       </w:r>
     </w:p>
     <w:p>
       <w:pPr>
-        <w:spacing w:before="0" w:after="80"/>
+        <w:spacing w:after="160"/>
       </w:pPr>
       <w:r>
-        <w:t xml:space="preserve"/>
-      </w:r>
-      <w:r>
+        <w:rPr>
+          <w:rFonts w:ascii="Arial" w:hAnsi="Arial" w:cs="Arial"/>
+          <w:b w:val="0"/>
+          <w:i w:val="0"/>
+          <w:color w:val="000000"/>
+          <w:sz w:val="20"/>
+        </w:rPr>
         <w:t xml:space="preserve"/>
       </w:r>
     </w:p>
     <w:p>
       <w:pPr>
-        <w:spacing w:after="40"/>
+        <w:keepNext/>
+        <w:spacing w:before="320" w:after="120"/>
+        <w:pBdr>
+          <w:bottom w:val="single" w:sz="8" w:space="4" w:color="D1D5DB"/>
+        </w:pBdr>
       </w:pPr>
       <w:r>
         <w:rPr>
+          <w:rFonts w:ascii="Arial" w:hAnsi="Arial" w:cs="Arial"/>
           <w:b/>
           <w:i w:val="0"/>
-          <w:color w:val="0F172A"/>
-          <w:sz w:val="22"/>
+          <w:color w:val="1F3A5F"/>
+          <w:sz w:val="32"/>
         </w:rPr>
-        <w:t xml:space="preserve">1. Buffer Preparation</w:t>
+        <w:t xml:space="preserve">3.0 Procedure: Simple Buffer Protocol</w:t>
       </w:r>
     </w:p>
-    <w:p>
-      <w:pPr>
-        <w:spacing w:before="0" w:after="100"/>
-      </w:pPr>
-      <w:r>
-        <w:t xml:space="preserve"/>
-      </w:r>
-      <w:r>
-        <w:rPr>
-          <w:color w:val="334155"/>
-          <w:sz w:val="127000"/>
-          <w:szCs w:val="127000"/>
-        </w:rPr>
-        <w:t xml:space="preserve">    Prepare 500 mL of PBS buffer.</w:t>
-      </w:r>
-      <w:r>
-        <w:t xml:space="preserve"/>
-      </w:r>
-    </w:p>
-    <w:p>
-      <w:pPr>
-        <w:spacing w:before="0" w:after="100"/>
-      </w:pPr>
-      <w:r>
-        <w:t xml:space="preserve"/>
-      </w:r>
-      <w:r>
-        <w:rPr>
-          <w:color w:val="64748B"/>
-          <w:sz w:val="127000"/>
-          <w:szCs w:val="127000"/>
-          <w:i/>
-        </w:rPr>
-        <w:t xml:space="preserve">    Allow 30 minutes for this step.</w:t>
-      </w:r>
-      <w:r>
-        <w:t xml:space="preserve"/>
-      </w:r>
-    </w:p>
-    <w:p>
-      <w:pPr>
-        <w:spacing w:after="40"/>
-      </w:pPr>
-      <w:r>
-        <w:rPr>
-          <w:b/>
-          <w:i w:val="0"/>
-          <w:color w:val="0F172A"/>
-          <w:sz w:val="22"/>
-        </w:rPr>
-        <w:t xml:space="preserve">2. Cell Seeding</w:t>
-      </w:r>
-    </w:p>
-    <w:p>
-      <w:pPr>
-        <w:spacing w:before="0" w:after="100"/>
-      </w:pPr>
-      <w:r>
-        <w:t xml:space="preserve"/>
-      </w:r>
-      <w:r>
-        <w:rPr>
-          <w:color w:val="334155"/>
-          <w:sz w:val="127000"/>
-          <w:szCs w:val="127000"/>
-        </w:rPr>
-        <w:t xml:space="preserve">    Seed cells at target density.</w:t>
-      </w:r>
-      <w:r>
-        <w:t xml:space="preserve"/>
-      </w:r>
-    </w:p>
-    <w:p>
-      <w:pPr>
-        <w:spacing w:before="0" w:after="100"/>
-      </w:pPr>
-      <w:r>
-        <w:t xml:space="preserve"/>
-      </w:r>
-      <w:r>
-        <w:rPr>
-          <w:color w:val="334155"/>
-          <w:sz w:val="127000"/>
-          <w:szCs w:val="127000"/>
-        </w:rPr>
-        <w:t xml:space="preserve">    Seeding Density: 1e+06.</w:t>
-      </w:r>
-      <w:r>
-        <w:t xml:space="preserve"/>
-      </w:r>
-    </w:p>
-    <w:p>
-      <w:pPr>
-        <w:spacing w:before="0" w:after="100"/>
-      </w:pPr>
-      <w:r>
-        <w:t xml:space="preserve"/>
-      </w:r>
-      <w:r>
-        <w:rPr>
-          <w:color w:val="64748B"/>
-          <w:sz w:val="127000"/>
-          <w:szCs w:val="127000"/>
-          <w:i/>
-        </w:rPr>
-        <w:t xml:space="preserve">    Allow 15 minutes for this step.</w:t>
-      </w:r>
-      <w:r>
-        <w:t xml:space="preserve"/>
-      </w:r>
-    </w:p>
-    <w:p>
-      <w:pPr>
-        <w:spacing w:after="0"/>
-      </w:pPr>
-      <w:r>
-        <w:rPr>
-          <w:b w:val="0"/>
-          <w:i w:val="0"/>
-          <w:color w:val="334155"/>
-          <w:sz w:val="2"/>
-        </w:rPr>
-        <w:t xml:space="preserve"/>
-      </w:r>
-      <w:r>
-        <w:t xml:space="preserve"/>
-      </w:r>
-    </w:p>
-    <w:p>
-      <w:r>
-        <w:br w:type="page"/>
-      </w:r>
-    </w:p>
-    <w:p>
-      <w:pPr>
-        <w:spacing w:after="0"/>
-      </w:pPr>
-      <w:r>
-        <w:t xml:space="preserve"/>
-      </w:r>
-      <w:r>
-        <w:t xml:space="preserve"/>
-      </w:r>
-    </w:p>
-    <w:p>
-      <w:pPr>
-        <w:spacing w:after="120" w:before="0"/>
-      </w:pPr>
-      <w:r>
-        <w:rPr>
-          <w:b w:val="0"/>
-          <w:i w:val="0"/>
-          <w:color w:val="C8C8C8"/>
-          <w:sz w:val="12"/>
-        </w:rPr>
-        <w:t>──────────────────────────────────────────────────</w:t>
-      </w:r>
-    </w:p>
-    <w:p>
-      <w:pPr>
-        <w:spacing w:after="320" w:before="0"/>
-      </w:pPr>
-      <w:r>
-        <w:rPr>
-          <w:b/>
-          <w:i w:val="0"/>
-          <w:color w:val="0F172A"/>
-          <w:sz w:val="22"/>
-        </w:rPr>
-        <w:t>Approvals</w:t>
-      </w:r>
-    </w:p>
-    <w:p>
-      <w:pPr>
-        <w:spacing w:after="40"/>
-      </w:pPr>
-      <w:r>
-        <w:rPr>
-          <w:color w:val="787878"/>
-          <w:sz w:val="18"/>
-        </w:rPr>
-        <w:t>____________________________</w:t>
-        <w:tab/>
-        <w:tab/>
-        <w:tab/>
-      </w:r>
-      <w:r>
-        <w:rPr>
-          <w:color w:val="787878"/>
-          <w:sz w:val="18"/>
-        </w:rPr>
-        <w:t>____________________________</w:t>
-      </w:r>
-    </w:p>
-    <w:p>
-      <w:r>
-        <w:rPr>
-          <w:color w:val="787878"/>
-          <w:sz w:val="18"/>
-        </w:rPr>
-        <w:t>Prepared by (Name / Date)</w:t>
-        <w:tab/>
-        <w:tab/>
-      </w:r>
-      <w:r>
-        <w:rPr>
-          <w:color w:val="787878"/>
-          <w:sz w:val="18"/>
-        </w:rPr>
-        <w:t>Reviewed by (Name / Date)</w:t>
-      </w:r>
-    </w:p>
-    <w:p>
-      <w:r>
-        <w:t/>
-      </w:r>
-    </w:p>
+    <w:tbl>
+      <w:tblPr>
+        <w:tblW w:type="auto" w:w="0"/>
+        <w:tblLook w:firstColumn="1" w:firstRow="1" w:lastColumn="0" w:lastRow="0" w:noHBand="0" w:noVBand="1" w:val="04A0"/>
+        <w:tblLayout w:type="fixed"/>
+      </w:tblPr>
+      <w:tblGrid>
+        <w:gridCol w:w="2520"/>
+        <w:gridCol w:w="2520"/>
+        <w:gridCol w:w="2520"/>
+        <w:gridCol w:w="2520"/>
+      </w:tblGrid>
+      <w:tr>
+        <w:tc>
+          <w:tcPr>
+            <w:tcW w:type="dxa" w:w="800"/>
+            <w:shd w:val="clear" w:color="auto" w:fill="ECF0F1"/>
+            <w:tcBorders>
+              <w:top w:val="single" w:sz="4" w:color="BFBFBF"/>
+              <w:left w:val="single" w:sz="4" w:color="BFBFBF"/>
+              <w:bottom w:val="single" w:sz="4" w:color="BFBFBF"/>
+              <w:right w:val="single" w:sz="4" w:color="BFBFBF"/>
+            </w:tcBorders>
+            <w:vAlign w:val="center"/>
+          </w:tcPr>
+          <w:p>
+            <w:pPr>
+              <w:jc w:val="center"/>
+            </w:pPr>
+            <w:r/>
+            <w:r>
+              <w:rPr>
+                <w:rFonts w:ascii="Arial" w:hAnsi="Arial" w:cs="Arial"/>
+                <w:b/>
+                <w:i w:val="0"/>
+                <w:color w:val="000000"/>
+                <w:sz w:val="20"/>
+              </w:rPr>
+              <w:t>Step</w:t>
+            </w:r>
+          </w:p>
+        </w:tc>
+        <w:tc>
+          <w:tcPr>
+            <w:tcW w:type="dxa" w:w="2600"/>
+            <w:shd w:val="clear" w:color="auto" w:fill="ECF0F1"/>
+            <w:tcBorders>
+              <w:top w:val="single" w:sz="4" w:color="BFBFBF"/>
+              <w:left w:val="single" w:sz="4" w:color="BFBFBF"/>
+              <w:bottom w:val="single" w:sz="4" w:color="BFBFBF"/>
+              <w:right w:val="single" w:sz="4" w:color="BFBFBF"/>
+            </w:tcBorders>
+            <w:vAlign w:val="center"/>
+          </w:tcPr>
+          <w:p>
+            <w:pPr>
+              <w:jc w:val="center"/>
+            </w:pPr>
+            <w:r/>
+            <w:r>
+              <w:rPr>
+                <w:rFonts w:ascii="Arial" w:hAnsi="Arial" w:cs="Arial"/>
+                <w:b/>
+                <w:i w:val="0"/>
+                <w:color w:val="000000"/>
+                <w:sz w:val="20"/>
+              </w:rPr>
+              <w:t>Name</w:t>
+            </w:r>
+          </w:p>
+        </w:tc>
+        <w:tc>
+          <w:tcPr>
+            <w:tcW w:type="dxa" w:w="4800"/>
+            <w:shd w:val="clear" w:color="auto" w:fill="ECF0F1"/>
+            <w:tcBorders>
+              <w:top w:val="single" w:sz="4" w:color="BFBFBF"/>
+              <w:left w:val="single" w:sz="4" w:color="BFBFBF"/>
+              <w:bottom w:val="single" w:sz="4" w:color="BFBFBF"/>
+              <w:right w:val="single" w:sz="4" w:color="BFBFBF"/>
+            </w:tcBorders>
+            <w:vAlign w:val="center"/>
+          </w:tcPr>
+          <w:p>
+            <w:pPr>
+              <w:jc w:val="center"/>
+            </w:pPr>
+            <w:r/>
+            <w:r>
+              <w:rPr>
+                <w:rFonts w:ascii="Arial" w:hAnsi="Arial" w:cs="Arial"/>
+                <w:b/>
+                <w:i w:val="0"/>
+                <w:color w:val="000000"/>
+                <w:sz w:val="20"/>
+              </w:rPr>
+              <w:t>Instruction</w:t>
+            </w:r>
+          </w:p>
+        </w:tc>
+        <w:tc>
+          <w:tcPr>
+            <w:tcW w:type="dxa" w:w="1600"/>
+            <w:shd w:val="clear" w:color="auto" w:fill="ECF0F1"/>
+            <w:tcBorders>
+              <w:top w:val="single" w:sz="4" w:color="BFBFBF"/>
+              <w:left w:val="single" w:sz="4" w:color="BFBFBF"/>
+              <w:bottom w:val="single" w:sz="4" w:color="BFBFBF"/>
+              <w:right w:val="single" w:sz="4" w:color="BFBFBF"/>
+            </w:tcBorders>
+            <w:vAlign w:val="center"/>
+          </w:tcPr>
+          <w:p>
+            <w:pPr>
+              <w:jc w:val="center"/>
+            </w:pPr>
+            <w:r/>
+            <w:r>
+              <w:rPr>
+                <w:rFonts w:ascii="Arial" w:hAnsi="Arial" w:cs="Arial"/>
+                <w:b/>
+                <w:i w:val="0"/>
+                <w:color w:val="000000"/>
+                <w:sz w:val="20"/>
+              </w:rPr>
+              <w:t>Duration</w:t>
+            </w:r>
+          </w:p>
+        </w:tc>
+      </w:tr>
+      <w:tr>
+        <w:tc>
+          <w:tcPr>
+            <w:tcW w:type="dxa" w:w="800"/>
+            <w:tcBorders>
+              <w:top w:val="single" w:sz="4" w:color="BFBFBF"/>
+              <w:left w:val="single" w:sz="4" w:color="BFBFBF"/>
+              <w:bottom w:val="single" w:sz="4" w:color="BFBFBF"/>
+              <w:right w:val="single" w:sz="4" w:color="BFBFBF"/>
+            </w:tcBorders>
+            <w:vAlign w:val="center"/>
+          </w:tcPr>
+          <w:p>
+            <w:pPr>
+              <w:jc w:val="center"/>
+            </w:pPr>
+            <w:r/>
+            <w:r>
+              <w:rPr>
+                <w:rFonts w:ascii="Arial" w:hAnsi="Arial" w:cs="Arial"/>
+                <w:b/>
+                <w:i w:val="0"/>
+                <w:color w:val="000000"/>
+                <w:sz w:val="20"/>
+              </w:rPr>
+              <w:t xml:space="preserve">1</w:t>
+            </w:r>
+          </w:p>
+        </w:tc>
+        <w:tc>
+          <w:tcPr>
+            <w:tcW w:type="dxa" w:w="2600"/>
+            <w:tcBorders>
+              <w:top w:val="single" w:sz="4" w:color="BFBFBF"/>
+              <w:left w:val="single" w:sz="4" w:color="BFBFBF"/>
+              <w:bottom w:val="single" w:sz="4" w:color="BFBFBF"/>
+              <w:right w:val="single" w:sz="4" w:color="BFBFBF"/>
+            </w:tcBorders>
+            <w:vAlign w:val="center"/>
+          </w:tcPr>
+          <w:p>
+            <w:r/>
+            <w:r>
+              <w:rPr>
+                <w:rFonts w:ascii="Arial" w:hAnsi="Arial" w:cs="Arial"/>
+                <w:b w:val="0"/>
+                <w:i w:val="0"/>
+                <w:color w:val="000000"/>
+                <w:sz w:val="20"/>
+              </w:rPr>
+              <w:t xml:space="preserve">Buffer Preparation</w:t>
+            </w:r>
+          </w:p>
+        </w:tc>
+        <w:tc>
+          <w:tcPr>
+            <w:tcW w:type="dxa" w:w="4800"/>
+            <w:tcBorders>
+              <w:top w:val="single" w:sz="4" w:color="BFBFBF"/>
+              <w:left w:val="single" w:sz="4" w:color="BFBFBF"/>
+              <w:bottom w:val="single" w:sz="4" w:color="BFBFBF"/>
+              <w:right w:val="single" w:sz="4" w:color="BFBFBF"/>
+            </w:tcBorders>
+            <w:vAlign w:val="center"/>
+          </w:tcPr>
+          <w:p>
+            <w:r/>
+            <w:r>
+              <w:rPr>
+                <w:rFonts w:ascii="Arial" w:hAnsi="Arial" w:cs="Arial"/>
+                <w:b w:val="0"/>
+                <w:i w:val="0"/>
+                <w:color w:val="000000"/>
+                <w:sz w:val="20"/>
+              </w:rPr>
+              <w:t xml:space="preserve">Prepare 500 mL of PBS buffer.</w:t>
+            </w:r>
+          </w:p>
+        </w:tc>
+        <w:tc>
+          <w:tcPr>
+            <w:tcW w:type="dxa" w:w="1600"/>
+            <w:tcBorders>
+              <w:top w:val="single" w:sz="4" w:color="BFBFBF"/>
+              <w:left w:val="single" w:sz="4" w:color="BFBFBF"/>
+              <w:bottom w:val="single" w:sz="4" w:color="BFBFBF"/>
+              <w:right w:val="single" w:sz="4" w:color="BFBFBF"/>
+            </w:tcBorders>
+            <w:vAlign w:val="center"/>
+          </w:tcPr>
+          <w:p>
+            <w:pPr>
+              <w:jc w:val="center"/>
+            </w:pPr>
+            <w:r/>
+            <w:r>
+              <w:rPr>
+                <w:rFonts w:ascii="Arial" w:hAnsi="Arial" w:cs="Arial"/>
+                <w:b w:val="0"/>
+                <w:i w:val="0"/>
+                <w:color w:val="000000"/>
+                <w:sz w:val="20"/>
+              </w:rPr>
+              <w:t xml:space="preserve">30 min</w:t>
+            </w:r>
+          </w:p>
+        </w:tc>
+      </w:tr>
+      <w:tr>
+        <w:tc>
+          <w:tcPr>
+            <w:tcW w:type="dxa" w:w="800"/>
+            <w:tcBorders>
+              <w:top w:val="single" w:sz="4" w:color="BFBFBF"/>
+              <w:left w:val="single" w:sz="4" w:color="BFBFBF"/>
+              <w:bottom w:val="single" w:sz="4" w:color="BFBFBF"/>
+              <w:right w:val="single" w:sz="4" w:color="BFBFBF"/>
+            </w:tcBorders>
+            <w:vAlign w:val="center"/>
+          </w:tcPr>
+          <w:p>
+            <w:pPr>
+              <w:jc w:val="center"/>
+            </w:pPr>
+            <w:r/>
+            <w:r>
+              <w:rPr>
+                <w:rFonts w:ascii="Arial" w:hAnsi="Arial" w:cs="Arial"/>
+                <w:b/>
+                <w:i w:val="0"/>
+                <w:color w:val="000000"/>
+                <w:sz w:val="20"/>
+              </w:rPr>
+              <w:t xml:space="preserve">2</w:t>
+            </w:r>
+          </w:p>
+        </w:tc>
+        <w:tc>
+          <w:tcPr>
+            <w:tcW w:type="dxa" w:w="2600"/>
+            <w:tcBorders>
+              <w:top w:val="single" w:sz="4" w:color="BFBFBF"/>
+              <w:left w:val="single" w:sz="4" w:color="BFBFBF"/>
+              <w:bottom w:val="single" w:sz="4" w:color="BFBFBF"/>
+              <w:right w:val="single" w:sz="4" w:color="BFBFBF"/>
+            </w:tcBorders>
+            <w:vAlign w:val="center"/>
+          </w:tcPr>
+          <w:p>
+            <w:r/>
+            <w:r>
+              <w:rPr>
+                <w:rFonts w:ascii="Arial" w:hAnsi="Arial" w:cs="Arial"/>
+                <w:b w:val="0"/>
+                <w:i w:val="0"/>
+                <w:color w:val="000000"/>
+                <w:sz w:val="20"/>
+              </w:rPr>
+              <w:t xml:space="preserve">Cell Seeding</w:t>
+            </w:r>
+          </w:p>
+        </w:tc>
+        <w:tc>
+          <w:tcPr>
+            <w:tcW w:type="dxa" w:w="4800"/>
+            <w:tcBorders>
+              <w:top w:val="single" w:sz="4" w:color="BFBFBF"/>
+              <w:left w:val="single" w:sz="4" w:color="BFBFBF"/>
+              <w:bottom w:val="single" w:sz="4" w:color="BFBFBF"/>
+              <w:right w:val="single" w:sz="4" w:color="BFBFBF"/>
+            </w:tcBorders>
+            <w:vAlign w:val="center"/>
+          </w:tcPr>
+          <w:p>
+            <w:r/>
+            <w:r>
+              <w:rPr>
+                <w:rFonts w:ascii="Arial" w:hAnsi="Arial" w:cs="Arial"/>
+                <w:b w:val="0"/>
+                <w:i w:val="0"/>
+                <w:color w:val="000000"/>
+                <w:sz w:val="20"/>
+              </w:rPr>
+              <w:t xml:space="preserve">Seed cells at target density. Seeding Density: 1e+06.</w:t>
+            </w:r>
+          </w:p>
+        </w:tc>
+        <w:tc>
+          <w:tcPr>
+            <w:tcW w:type="dxa" w:w="1600"/>
+            <w:tcBorders>
+              <w:top w:val="single" w:sz="4" w:color="BFBFBF"/>
+              <w:left w:val="single" w:sz="4" w:color="BFBFBF"/>
+              <w:bottom w:val="single" w:sz="4" w:color="BFBFBF"/>
+              <w:right w:val="single" w:sz="4" w:color="BFBFBF"/>
+            </w:tcBorders>
+            <w:vAlign w:val="center"/>
+          </w:tcPr>
+          <w:p>
+            <w:pPr>
+              <w:jc w:val="center"/>
+            </w:pPr>
+            <w:r/>
+            <w:r>
+              <w:rPr>
+                <w:rFonts w:ascii="Arial" w:hAnsi="Arial" w:cs="Arial"/>
+                <w:b w:val="0"/>
+                <w:i w:val="0"/>
+                <w:color w:val="000000"/>
+                <w:sz w:val="20"/>
+              </w:rPr>
+              <w:t xml:space="preserve">15 min</w:t>
+            </w:r>
+          </w:p>
+        </w:tc>
+      </w:tr>
+    </w:tbl>
     <w:sectPr>
-      <w:headerReference w:type="default" r:id="rId9"/>
-      <w:footerReference w:type="default" r:id="rId10"/>
       <w:pgSz w:w="12240" w:h="15840"/>
-      <w:pgMar w:top="1440" w:right="1440" w:bottom="1440" w:left="1440" w:header="720" w:footer="720" w:gutter="0"/>
+      <w:pgMar w:top="1080" w:right="1080" w:bottom="1080" w:left="1080" w:header="720" w:footer="720" w:gutter="0"/>
       <w:cols w:space="720"/>
       <w:docGrid w:linePitch="360"/>
     </w:sectPr>
   </w:body>
 </w:document>
-</file>
-
-<file path=word/footer1.xml><?xml version="1.0" encoding="utf-8"?>
-<w:ftr xmlns:m="http://schemas.openxmlformats.org/officeDocument/2006/math" xmlns:mc="http://schemas.openxmlformats.org/markup-compatibility/2006" xmlns:mo="http://schemas.microsoft.com/office/mac/office/2008/main" xmlns:mv="urn:schemas-microsoft-com:mac:vml" xmlns:o="urn:schemas-microsoft-com:office:office" xmlns:r="http://schemas.openxmlformats.org/officeDocument/2006/relationships" xmlns:v="urn:schemas-microsoft-com:vml" xmlns:w10="urn:schemas-microsoft-com:office:word" xmlns:w14="http://schemas.microsoft.com/office/word/2010/wordml" xmlns:w="http://schemas.openxmlformats.org/wordprocessingml/2006/main" xmlns:wne="http://schemas.microsoft.com/office/word/2006/wordml" xmlns:wp14="http://schemas.microsoft.com/office/word/2010/wordprocessingDrawing" xmlns:wp="http://schemas.openxmlformats.org/drawingml/2006/wordprocessingDrawing" xmlns:wpc="http://schemas.microsoft.com/office/word/2010/wordprocessingCanvas" xmlns:wpg="http://schemas.microsoft.com/office/word/2010/wordprocessingGroup" xmlns:wpi="http://schemas.microsoft.com/office/word/2010/wordprocessingInk" xmlns:wps="http://schemas.microsoft.com/office/word/2010/wordprocessingShape" mc:Ignorable="w14 wp14">
-  <w:p>
-    <w:pPr>
-      <w:pStyle w:val="Footer"/>
-      <w:jc w:val="center"/>
-    </w:pPr>
-    <w:r>
-      <w:rPr>
-        <w:color w:val="969696"/>
-        <w:sz w:val="16"/>
-      </w:rPr>
-      <w:t xml:space="preserve">Page </w:t>
-      <w:fldChar w:fldCharType="begin"/>
-      <w:instrText> PAGE </w:instrText>
-      <w:fldChar w:fldCharType="end"/>
-    </w:r>
-    <w:r>
-      <w:rPr>
-        <w:color w:val="969696"/>
-        <w:sz w:val="16"/>
-      </w:rPr>
-      <w:t xml:space="preserve"> / </w:t>
-      <w:fldChar w:fldCharType="begin"/>
-      <w:instrText> NUMPAGES </w:instrText>
-      <w:fldChar w:fldCharType="end"/>
-    </w:r>
-  </w:p>
-</w:ftr>
-</file>
-
-<file path=word/header1.xml><?xml version="1.0" encoding="utf-8"?>
-<w:hdr xmlns:m="http://schemas.openxmlformats.org/officeDocument/2006/math" xmlns:mc="http://schemas.openxmlformats.org/markup-compatibility/2006" xmlns:mo="http://schemas.microsoft.com/office/mac/office/2008/main" xmlns:mv="urn:schemas-microsoft-com:mac:vml" xmlns:o="urn:schemas-microsoft-com:office:office" xmlns:r="http://schemas.openxmlformats.org/officeDocument/2006/relationships" xmlns:v="urn:schemas-microsoft-com:vml" xmlns:w10="urn:schemas-microsoft-com:office:word" xmlns:w14="http://schemas.microsoft.com/office/word/2010/wordml" xmlns:w="http://schemas.openxmlformats.org/wordprocessingml/2006/main" xmlns:wne="http://schemas.microsoft.com/office/word/2006/wordml" xmlns:wp14="http://schemas.microsoft.com/office/word/2010/wordprocessingDrawing" xmlns:wp="http://schemas.openxmlformats.org/drawingml/2006/wordprocessingDrawing" xmlns:wpc="http://schemas.microsoft.com/office/word/2010/wordprocessingCanvas" xmlns:wpg="http://schemas.microsoft.com/office/word/2010/wordprocessingGroup" xmlns:wpi="http://schemas.microsoft.com/office/word/2010/wordprocessingInk" xmlns:wps="http://schemas.microsoft.com/office/word/2010/wordprocessingShape" mc:Ignorable="w14 wp14">
-  <w:p>
-    <w:pPr>
-      <w:pStyle w:val="Header"/>
-      <w:tabs>
-        <w:tab w:pos="9360" w:val="right"/>
-      </w:tabs>
-      <w:jc w:val="left"/>
-    </w:pPr>
-    <w:r>
-      <w:rPr>
-        <w:i/>
-        <w:color w:val="787878"/>
-        <w:sz w:val="18"/>
-      </w:rPr>
-      <w:t>STANDARD OPERATING PROCEDURE</w:t>
-      <w:tab/>
-    </w:r>
-    <w:r>
-      <w:rPr>
-        <w:i/>
-        <w:color w:val="787878"/>
-        <w:sz w:val="18"/>
-      </w:rPr>
-      <w:t xml:space="preserve">v1  |  April 1, 2026</w:t>
-    </w:r>
-  </w:p>
-</w:hdr>
 </file>
 
 <file path=word/numbering.xml><?xml version="1.0" encoding="utf-8"?>
@@ -729,6 +1071,11 @@
     <w:name w:val="Normal"/>
     <w:qFormat/>
     <w:rsid w:val="00FC693F"/>
+    <w:rPr>
+      <w:rFonts w:ascii="Arial" w:hAnsi="Arial"/>
+      <w:color w:val="000000"/>
+      <w:sz w:val="20"/>
+    </w:rPr>
   </w:style>
   <w:style w:type="paragraph" w:styleId="Header">
     <w:name w:val="header"/>

--- a/backend/tests/artifacts/templates/sop_simple.docx
+++ b/backend/tests/artifacts/templates/sop_simple.docx
@@ -3,114 +3,829 @@
 <w:document xmlns:wpc="http://schemas.microsoft.com/office/word/2010/wordprocessingCanvas" xmlns:mo="http://schemas.microsoft.com/office/mac/office/2008/main" xmlns:mc="http://schemas.openxmlformats.org/markup-compatibility/2006" xmlns:mv="urn:schemas-microsoft-com:mac:vml" xmlns:o="urn:schemas-microsoft-com:office:office" xmlns:r="http://schemas.openxmlformats.org/officeDocument/2006/relationships" xmlns:m="http://schemas.openxmlformats.org/officeDocument/2006/math" xmlns:v="urn:schemas-microsoft-com:vml" xmlns:wp14="http://schemas.microsoft.com/office/word/2010/wordprocessingDrawing" xmlns:wp="http://schemas.openxmlformats.org/drawingml/2006/wordprocessingDrawing" xmlns:w10="urn:schemas-microsoft-com:office:word" xmlns:w="http://schemas.openxmlformats.org/wordprocessingml/2006/main" xmlns:w14="http://schemas.microsoft.com/office/word/2010/wordml" xmlns:wpg="http://schemas.microsoft.com/office/word/2010/wordprocessingGroup" xmlns:wpi="http://schemas.microsoft.com/office/word/2010/wordprocessingInk" xmlns:wne="http://schemas.microsoft.com/office/word/2006/wordml" xmlns:wps="http://schemas.microsoft.com/office/word/2010/wordprocessingShape" mc:Ignorable="w14 wp14">
   <w:body>
     <w:p>
+      <w:pPr>
+        <w:spacing w:after="120"/>
+        <w:jc w:val="center"/>
+      </w:pPr>
       <w:r>
         <w:rPr>
-          <w:b/>
-          <w:sz w:val="36"/>
+          <w:rFonts w:ascii="Arial" w:hAnsi="Arial" w:cs="Arial"/>
+          <w:b w:val="0"/>
+          <w:i w:val="0"/>
+          <w:color w:val="5F6368"/>
+          <w:sz w:val="24"/>
         </w:rPr>
-        <w:t xml:space="preserve">Simple Buffer Protocol</w:t>
+        <w:t>Standard Operating Procedure</w:t>
+      </w:r>
+    </w:p>
+    <w:tbl>
+      <w:tblPr>
+        <w:tblW w:type="auto" w:w="0"/>
+        <w:tblLook w:firstColumn="1" w:firstRow="1" w:lastColumn="0" w:lastRow="0" w:noHBand="0" w:noVBand="1" w:val="04A0"/>
+        <w:tblLayout w:type="fixed"/>
+      </w:tblPr>
+      <w:tblGrid>
+        <w:gridCol w:w="2520"/>
+        <w:gridCol w:w="2520"/>
+        <w:gridCol w:w="2520"/>
+        <w:gridCol w:w="2520"/>
+      </w:tblGrid>
+      <w:tr>
+        <w:tc>
+          <w:tcPr>
+            <w:tcW w:type="dxa" w:w="2400"/>
+            <w:shd w:val="clear" w:color="auto" w:fill="ECF0F1"/>
+            <w:tcBorders>
+              <w:top w:val="single" w:sz="4" w:color="BFBFBF"/>
+              <w:left w:val="single" w:sz="4" w:color="BFBFBF"/>
+              <w:bottom w:val="single" w:sz="4" w:color="BFBFBF"/>
+              <w:right w:val="single" w:sz="4" w:color="BFBFBF"/>
+            </w:tcBorders>
+            <w:tcMar>
+              <w:top w:w="100" w:type="dxa"/>
+              <w:bottom w:w="100" w:type="dxa"/>
+              <w:left w:w="100" w:type="dxa"/>
+              <w:right w:w="100" w:type="dxa"/>
+            </w:tcMar>
+            <w:vAlign w:val="center"/>
+          </w:tcPr>
+          <w:p>
+            <w:r/>
+            <w:r>
+              <w:rPr>
+                <w:rFonts w:ascii="Arial" w:hAnsi="Arial" w:cs="Arial"/>
+                <w:b/>
+                <w:i w:val="0"/>
+                <w:color w:val="000000"/>
+                <w:sz w:val="20"/>
+              </w:rPr>
+              <w:t>Document Number:</w:t>
+            </w:r>
+          </w:p>
+        </w:tc>
+        <w:tc>
+          <w:tcPr>
+            <w:tcW w:type="dxa" w:w="2800"/>
+            <w:tcBorders>
+              <w:top w:val="single" w:sz="4" w:color="BFBFBF"/>
+              <w:left w:val="single" w:sz="4" w:color="BFBFBF"/>
+              <w:bottom w:val="single" w:sz="4" w:color="BFBFBF"/>
+              <w:right w:val="single" w:sz="4" w:color="BFBFBF"/>
+            </w:tcBorders>
+            <w:tcMar>
+              <w:top w:w="100" w:type="dxa"/>
+              <w:bottom w:w="100" w:type="dxa"/>
+              <w:left w:w="100" w:type="dxa"/>
+              <w:right w:w="100" w:type="dxa"/>
+            </w:tcMar>
+            <w:vAlign w:val="center"/>
+          </w:tcPr>
+          <w:p>
+            <w:r/>
+            <w:r>
+              <w:rPr>
+                <w:rFonts w:ascii="Arial" w:hAnsi="Arial" w:cs="Arial"/>
+                <w:b w:val="0"/>
+                <w:i w:val="0"/>
+                <w:color w:val="000000"/>
+                <w:sz w:val="20"/>
+              </w:rPr>
+              <w:t xml:space="preserve"/>
+            </w:r>
+          </w:p>
+        </w:tc>
+        <w:tc>
+          <w:tcPr>
+            <w:tcW w:type="dxa" w:w="2000"/>
+            <w:shd w:val="clear" w:color="auto" w:fill="ECF0F1"/>
+            <w:tcBorders>
+              <w:top w:val="single" w:sz="4" w:color="BFBFBF"/>
+              <w:left w:val="single" w:sz="4" w:color="BFBFBF"/>
+              <w:bottom w:val="single" w:sz="4" w:color="BFBFBF"/>
+              <w:right w:val="single" w:sz="4" w:color="BFBFBF"/>
+            </w:tcBorders>
+            <w:tcMar>
+              <w:top w:w="100" w:type="dxa"/>
+              <w:bottom w:w="100" w:type="dxa"/>
+              <w:left w:w="100" w:type="dxa"/>
+              <w:right w:w="100" w:type="dxa"/>
+            </w:tcMar>
+            <w:vAlign w:val="center"/>
+          </w:tcPr>
+          <w:p>
+            <w:r/>
+            <w:r>
+              <w:rPr>
+                <w:rFonts w:ascii="Arial" w:hAnsi="Arial" w:cs="Arial"/>
+                <w:b/>
+                <w:i w:val="0"/>
+                <w:color w:val="000000"/>
+                <w:sz w:val="20"/>
+              </w:rPr>
+              <w:t>Revision:</w:t>
+            </w:r>
+          </w:p>
+        </w:tc>
+        <w:tc>
+          <w:tcPr>
+            <w:tcW w:type="dxa" w:w="2600"/>
+            <w:tcBorders>
+              <w:top w:val="single" w:sz="4" w:color="BFBFBF"/>
+              <w:left w:val="single" w:sz="4" w:color="BFBFBF"/>
+              <w:bottom w:val="single" w:sz="4" w:color="BFBFBF"/>
+              <w:right w:val="single" w:sz="4" w:color="BFBFBF"/>
+            </w:tcBorders>
+            <w:tcMar>
+              <w:top w:w="100" w:type="dxa"/>
+              <w:bottom w:w="100" w:type="dxa"/>
+              <w:left w:w="100" w:type="dxa"/>
+              <w:right w:w="100" w:type="dxa"/>
+            </w:tcMar>
+            <w:vAlign w:val="center"/>
+          </w:tcPr>
+          <w:p>
+            <w:r/>
+            <w:r>
+              <w:rPr>
+                <w:rFonts w:ascii="Arial" w:hAnsi="Arial" w:cs="Arial"/>
+                <w:b w:val="0"/>
+                <w:i w:val="0"/>
+                <w:color w:val="000000"/>
+                <w:sz w:val="20"/>
+              </w:rPr>
+              <w:t xml:space="preserve">1</w:t>
+            </w:r>
+          </w:p>
+        </w:tc>
+      </w:tr>
+      <w:tr>
+        <w:tc>
+          <w:tcPr>
+            <w:tcW w:type="dxa" w:w="2400"/>
+            <w:shd w:val="clear" w:color="auto" w:fill="ECF0F1"/>
+            <w:tcBorders>
+              <w:top w:val="single" w:sz="4" w:color="BFBFBF"/>
+              <w:left w:val="single" w:sz="4" w:color="BFBFBF"/>
+              <w:bottom w:val="single" w:sz="4" w:color="BFBFBF"/>
+              <w:right w:val="single" w:sz="4" w:color="BFBFBF"/>
+            </w:tcBorders>
+            <w:tcMar>
+              <w:top w:w="100" w:type="dxa"/>
+              <w:bottom w:w="100" w:type="dxa"/>
+              <w:left w:w="100" w:type="dxa"/>
+              <w:right w:w="100" w:type="dxa"/>
+            </w:tcMar>
+            <w:vAlign w:val="center"/>
+          </w:tcPr>
+          <w:p>
+            <w:r/>
+            <w:r>
+              <w:rPr>
+                <w:rFonts w:ascii="Arial" w:hAnsi="Arial" w:cs="Arial"/>
+                <w:b/>
+                <w:i w:val="0"/>
+                <w:color w:val="000000"/>
+                <w:sz w:val="20"/>
+              </w:rPr>
+              <w:t>Title:</w:t>
+            </w:r>
+          </w:p>
+        </w:tc>
+        <w:tc>
+          <w:tcPr>
+            <w:tcW w:type="dxa" w:w="7400"/>
+            <w:gridSpan w:val="3"/>
+            <w:tcBorders>
+              <w:top w:val="single" w:sz="4" w:color="BFBFBF"/>
+              <w:left w:val="single" w:sz="4" w:color="BFBFBF"/>
+              <w:bottom w:val="single" w:sz="4" w:color="BFBFBF"/>
+              <w:right w:val="single" w:sz="4" w:color="BFBFBF"/>
+            </w:tcBorders>
+            <w:tcMar>
+              <w:top w:w="100" w:type="dxa"/>
+              <w:bottom w:w="100" w:type="dxa"/>
+              <w:left w:w="100" w:type="dxa"/>
+              <w:right w:w="100" w:type="dxa"/>
+            </w:tcMar>
+            <w:vAlign w:val="center"/>
+          </w:tcPr>
+          <w:p>
+            <w:r/>
+            <w:r>
+              <w:rPr>
+                <w:rFonts w:ascii="Arial" w:hAnsi="Arial" w:cs="Arial"/>
+                <w:b w:val="0"/>
+                <w:i w:val="0"/>
+                <w:color w:val="000000"/>
+                <w:sz w:val="20"/>
+              </w:rPr>
+              <w:t xml:space="preserve">Simple Buffer Protocol</w:t>
+            </w:r>
+          </w:p>
+        </w:tc>
+      </w:tr>
+      <w:tr>
+        <w:tc>
+          <w:tcPr>
+            <w:tcW w:type="dxa" w:w="2400"/>
+            <w:shd w:val="clear" w:color="auto" w:fill="ECF0F1"/>
+            <w:tcBorders>
+              <w:top w:val="single" w:sz="4" w:color="BFBFBF"/>
+              <w:left w:val="single" w:sz="4" w:color="BFBFBF"/>
+              <w:bottom w:val="single" w:sz="4" w:color="BFBFBF"/>
+              <w:right w:val="single" w:sz="4" w:color="BFBFBF"/>
+            </w:tcBorders>
+            <w:tcMar>
+              <w:top w:w="100" w:type="dxa"/>
+              <w:bottom w:w="100" w:type="dxa"/>
+              <w:left w:w="100" w:type="dxa"/>
+              <w:right w:w="100" w:type="dxa"/>
+            </w:tcMar>
+            <w:vAlign w:val="center"/>
+          </w:tcPr>
+          <w:p>
+            <w:r/>
+            <w:r>
+              <w:rPr>
+                <w:rFonts w:ascii="Arial" w:hAnsi="Arial" w:cs="Arial"/>
+                <w:b/>
+                <w:i w:val="0"/>
+                <w:color w:val="000000"/>
+                <w:sz w:val="20"/>
+              </w:rPr>
+              <w:t>Effective Date:</w:t>
+            </w:r>
+          </w:p>
+        </w:tc>
+        <w:tc>
+          <w:tcPr>
+            <w:tcW w:type="dxa" w:w="7400"/>
+            <w:gridSpan w:val="3"/>
+            <w:tcBorders>
+              <w:top w:val="single" w:sz="4" w:color="BFBFBF"/>
+              <w:left w:val="single" w:sz="4" w:color="BFBFBF"/>
+              <w:bottom w:val="single" w:sz="4" w:color="BFBFBF"/>
+              <w:right w:val="single" w:sz="4" w:color="BFBFBF"/>
+            </w:tcBorders>
+            <w:tcMar>
+              <w:top w:w="100" w:type="dxa"/>
+              <w:bottom w:w="100" w:type="dxa"/>
+              <w:left w:w="100" w:type="dxa"/>
+              <w:right w:w="100" w:type="dxa"/>
+            </w:tcMar>
+            <w:vAlign w:val="center"/>
+          </w:tcPr>
+          <w:p>
+            <w:r/>
+            <w:r>
+              <w:rPr>
+                <w:rFonts w:ascii="Arial" w:hAnsi="Arial" w:cs="Arial"/>
+                <w:b w:val="0"/>
+                <w:i w:val="0"/>
+                <w:color w:val="000000"/>
+                <w:sz w:val="20"/>
+              </w:rPr>
+              <w:t xml:space="preserve"/>
+            </w:r>
+          </w:p>
+        </w:tc>
+      </w:tr>
+    </w:tbl>
+    <w:p>
+      <w:pPr>
+        <w:spacing w:after="80"/>
+      </w:pPr>
+    </w:p>
+    <w:p>
+      <w:pPr>
+        <w:spacing w:after="160"/>
+        <w:jc w:val="center"/>
+      </w:pPr>
+      <w:r>
+        <w:rPr>
+          <w:rFonts w:ascii="Arial" w:hAnsi="Arial" w:cs="Arial"/>
+          <w:b w:val="0"/>
+          <w:i w:val="0"/>
+          <w:color w:val="5F6368"/>
+          <w:sz w:val="18"/>
+        </w:rPr>
+        <w:t xml:space="preserve">    Project:     Generated: April 1, 2026</w:t>
       </w:r>
     </w:p>
     <w:p>
+      <w:pPr>
+        <w:keepNext/>
+        <w:spacing w:before="320" w:after="120"/>
+        <w:pBdr>
+          <w:bottom w:val="single" w:sz="8" w:space="4" w:color="D1D5DB"/>
+        </w:pBdr>
+      </w:pPr>
       <w:r>
         <w:rPr>
+          <w:rFonts w:ascii="Arial" w:hAnsi="Arial" w:cs="Arial"/>
+          <w:b/>
+          <w:i w:val="0"/>
+          <w:color w:val="2C3E50"/>
+          <w:sz w:val="32"/>
+        </w:rPr>
+        <w:t>1.0 Purpose</w:t>
+      </w:r>
+    </w:p>
+    <w:p>
+      <w:pPr>
+        <w:spacing w:after="160"/>
+      </w:pPr>
+      <w:r>
+        <w:rPr>
+          <w:rFonts w:ascii="Arial" w:hAnsi="Arial" w:cs="Arial"/>
           <w:b w:val="0"/>
-          <w:sz w:val="22"/>
+          <w:i w:val="0"/>
+          <w:color w:val="000000"/>
+          <w:sz w:val="20"/>
         </w:rPr>
         <w:t xml:space="preserve"/>
       </w:r>
     </w:p>
     <w:p>
+      <w:pPr>
+        <w:keepNext/>
+        <w:spacing w:before="320" w:after="120"/>
+        <w:pBdr>
+          <w:bottom w:val="single" w:sz="8" w:space="4" w:color="D1D5DB"/>
+        </w:pBdr>
+      </w:pPr>
       <w:r>
         <w:rPr>
-          <w:b w:val="0"/>
-          <w:sz w:val="22"/>
+          <w:rFonts w:ascii="Arial" w:hAnsi="Arial" w:cs="Arial"/>
+          <w:b/>
+          <w:i w:val="0"/>
+          <w:color w:val="2C3E50"/>
+          <w:sz w:val="32"/>
         </w:rPr>
-        <w:t xml:space="preserve">Version 1  |  Effective:   |  Supersedes: </w:t>
+        <w:t>2.0 Scope</w:t>
       </w:r>
     </w:p>
     <w:p>
+      <w:pPr>
+        <w:spacing w:after="160"/>
+      </w:pPr>
       <w:r>
         <w:rPr>
+          <w:rFonts w:ascii="Arial" w:hAnsi="Arial" w:cs="Arial"/>
           <w:b w:val="0"/>
-          <w:sz w:val="22"/>
+          <w:i w:val="0"/>
+          <w:color w:val="000000"/>
+          <w:sz w:val="20"/>
         </w:rPr>
-        <w:t xml:space="preserve">  |  </w:t>
-      </w:r>
-    </w:p>
-    <w:p>
-      <w:r>
-        <w:rPr>
-          <w:b/>
-          <w:sz w:val="28"/>
-        </w:rPr>
-        <w:t>Procedure</w:t>
-      </w:r>
-    </w:p>
-    <w:p>
-      <w:r>
-        <w:rPr>
-          <w:b w:val="0"/>
-          <w:sz w:val="22"/>
-        </w:rPr>
-        <w:t xml:space="preserve"/>
-      </w:r>
-      <w:r>
         <w:t xml:space="preserve"/>
       </w:r>
     </w:p>
     <w:p>
+      <w:pPr>
+        <w:keepNext/>
+        <w:spacing w:before="320" w:after="120"/>
+        <w:pBdr>
+          <w:bottom w:val="single" w:sz="8" w:space="4" w:color="D1D5DB"/>
+        </w:pBdr>
+      </w:pPr>
       <w:r>
         <w:rPr>
-          <w:b w:val="0"/>
-          <w:sz w:val="22"/>
+          <w:rFonts w:ascii="Arial" w:hAnsi="Arial" w:cs="Arial"/>
+          <w:b/>
+          <w:i w:val="0"/>
+          <w:color w:val="2C3E50"/>
+          <w:sz w:val="32"/>
         </w:rPr>
-        <w:t xml:space="preserve"/>
-      </w:r>
-      <w:r>
-        <w:t xml:space="preserve"/>
+        <w:t xml:space="preserve">3.0 Procedure: Simple Buffer Protocol</w:t>
       </w:r>
     </w:p>
-    <w:p>
-      <w:r>
-        <w:rPr>
-          <w:b/>
-          <w:sz w:val="28"/>
-        </w:rPr>
-        <w:t>Approval</w:t>
-      </w:r>
-    </w:p>
-    <w:p>
-      <w:r>
-        <w:rPr>
-          <w:b w:val="0"/>
-          <w:sz w:val="22"/>
-        </w:rPr>
-        <w:t xml:space="preserve"/>
-      </w:r>
-    </w:p>
+    <w:tbl>
+      <w:tblPr>
+        <w:tblW w:type="auto" w:w="0"/>
+        <w:tblLook w:firstColumn="1" w:firstRow="1" w:lastColumn="0" w:lastRow="0" w:noHBand="0" w:noVBand="1" w:val="04A0"/>
+        <w:tblLayout w:type="fixed"/>
+      </w:tblPr>
+      <w:tblGrid>
+        <w:gridCol w:w="2520"/>
+        <w:gridCol w:w="2520"/>
+        <w:gridCol w:w="2520"/>
+        <w:gridCol w:w="2520"/>
+      </w:tblGrid>
+      <w:tr>
+        <w:tc>
+          <w:tcPr>
+            <w:tcW w:type="dxa" w:w="800"/>
+            <w:shd w:val="clear" w:color="auto" w:fill="ECF0F1"/>
+            <w:tcBorders>
+              <w:top w:val="single" w:sz="4" w:color="BFBFBF"/>
+              <w:left w:val="single" w:sz="4" w:color="BFBFBF"/>
+              <w:bottom w:val="single" w:sz="4" w:color="BFBFBF"/>
+              <w:right w:val="single" w:sz="4" w:color="BFBFBF"/>
+            </w:tcBorders>
+            <w:tcMar>
+              <w:top w:w="140" w:type="dxa"/>
+              <w:bottom w:w="140" w:type="dxa"/>
+              <w:left w:w="100" w:type="dxa"/>
+              <w:right w:w="100" w:type="dxa"/>
+            </w:tcMar>
+            <w:vAlign w:val="center"/>
+          </w:tcPr>
+          <w:p>
+            <w:pPr>
+              <w:jc w:val="center"/>
+            </w:pPr>
+            <w:r/>
+            <w:r>
+              <w:rPr>
+                <w:rFonts w:ascii="Arial" w:hAnsi="Arial" w:cs="Arial"/>
+                <w:b/>
+                <w:i w:val="0"/>
+                <w:color w:val="000000"/>
+                <w:sz w:val="20"/>
+              </w:rPr>
+              <w:t>Step</w:t>
+            </w:r>
+          </w:p>
+        </w:tc>
+        <w:tc>
+          <w:tcPr>
+            <w:tcW w:type="dxa" w:w="2600"/>
+            <w:shd w:val="clear" w:color="auto" w:fill="ECF0F1"/>
+            <w:tcBorders>
+              <w:top w:val="single" w:sz="4" w:color="BFBFBF"/>
+              <w:left w:val="single" w:sz="4" w:color="BFBFBF"/>
+              <w:bottom w:val="single" w:sz="4" w:color="BFBFBF"/>
+              <w:right w:val="single" w:sz="4" w:color="BFBFBF"/>
+            </w:tcBorders>
+            <w:tcMar>
+              <w:top w:w="140" w:type="dxa"/>
+              <w:bottom w:w="140" w:type="dxa"/>
+              <w:left w:w="100" w:type="dxa"/>
+              <w:right w:w="100" w:type="dxa"/>
+            </w:tcMar>
+            <w:vAlign w:val="center"/>
+          </w:tcPr>
+          <w:p>
+            <w:pPr>
+              <w:jc w:val="center"/>
+            </w:pPr>
+            <w:r/>
+            <w:r>
+              <w:rPr>
+                <w:rFonts w:ascii="Arial" w:hAnsi="Arial" w:cs="Arial"/>
+                <w:b/>
+                <w:i w:val="0"/>
+                <w:color w:val="000000"/>
+                <w:sz w:val="20"/>
+              </w:rPr>
+              <w:t>Name</w:t>
+            </w:r>
+          </w:p>
+        </w:tc>
+        <w:tc>
+          <w:tcPr>
+            <w:tcW w:type="dxa" w:w="4800"/>
+            <w:shd w:val="clear" w:color="auto" w:fill="ECF0F1"/>
+            <w:tcBorders>
+              <w:top w:val="single" w:sz="4" w:color="BFBFBF"/>
+              <w:left w:val="single" w:sz="4" w:color="BFBFBF"/>
+              <w:bottom w:val="single" w:sz="4" w:color="BFBFBF"/>
+              <w:right w:val="single" w:sz="4" w:color="BFBFBF"/>
+            </w:tcBorders>
+            <w:tcMar>
+              <w:top w:w="140" w:type="dxa"/>
+              <w:bottom w:w="140" w:type="dxa"/>
+              <w:left w:w="100" w:type="dxa"/>
+              <w:right w:w="100" w:type="dxa"/>
+            </w:tcMar>
+            <w:vAlign w:val="center"/>
+          </w:tcPr>
+          <w:p>
+            <w:pPr>
+              <w:jc w:val="center"/>
+            </w:pPr>
+            <w:r/>
+            <w:r>
+              <w:rPr>
+                <w:rFonts w:ascii="Arial" w:hAnsi="Arial" w:cs="Arial"/>
+                <w:b/>
+                <w:i w:val="0"/>
+                <w:color w:val="000000"/>
+                <w:sz w:val="20"/>
+              </w:rPr>
+              <w:t>Instruction</w:t>
+            </w:r>
+          </w:p>
+        </w:tc>
+        <w:tc>
+          <w:tcPr>
+            <w:tcW w:type="dxa" w:w="1600"/>
+            <w:shd w:val="clear" w:color="auto" w:fill="ECF0F1"/>
+            <w:tcBorders>
+              <w:top w:val="single" w:sz="4" w:color="BFBFBF"/>
+              <w:left w:val="single" w:sz="4" w:color="BFBFBF"/>
+              <w:bottom w:val="single" w:sz="4" w:color="BFBFBF"/>
+              <w:right w:val="single" w:sz="4" w:color="BFBFBF"/>
+            </w:tcBorders>
+            <w:tcMar>
+              <w:top w:w="140" w:type="dxa"/>
+              <w:bottom w:w="140" w:type="dxa"/>
+              <w:left w:w="100" w:type="dxa"/>
+              <w:right w:w="100" w:type="dxa"/>
+            </w:tcMar>
+            <w:vAlign w:val="center"/>
+          </w:tcPr>
+          <w:p>
+            <w:pPr>
+              <w:jc w:val="center"/>
+            </w:pPr>
+            <w:r/>
+            <w:r>
+              <w:rPr>
+                <w:rFonts w:ascii="Arial" w:hAnsi="Arial" w:cs="Arial"/>
+                <w:b/>
+                <w:i w:val="0"/>
+                <w:color w:val="000000"/>
+                <w:sz w:val="20"/>
+              </w:rPr>
+              <w:t>Duration</w:t>
+            </w:r>
+          </w:p>
+        </w:tc>
+      </w:tr>
+      <w:tr>
+        <w:tc>
+          <w:tcPr>
+            <w:tcW w:type="dxa" w:w="800"/>
+            <w:tcBorders>
+              <w:top w:val="single" w:sz="4" w:color="BFBFBF"/>
+              <w:left w:val="single" w:sz="4" w:color="BFBFBF"/>
+              <w:bottom w:val="single" w:sz="4" w:color="BFBFBF"/>
+              <w:right w:val="single" w:sz="4" w:color="BFBFBF"/>
+            </w:tcBorders>
+            <w:tcMar>
+              <w:top w:w="100" w:type="dxa"/>
+              <w:bottom w:w="100" w:type="dxa"/>
+              <w:left w:w="100" w:type="dxa"/>
+              <w:right w:w="100" w:type="dxa"/>
+            </w:tcMar>
+            <w:vAlign w:val="center"/>
+          </w:tcPr>
+          <w:p>
+            <w:pPr>
+              <w:jc w:val="center"/>
+            </w:pPr>
+            <w:r/>
+            <w:r>
+              <w:rPr>
+                <w:rFonts w:ascii="Arial" w:hAnsi="Arial" w:cs="Arial"/>
+                <w:b/>
+                <w:i w:val="0"/>
+                <w:color w:val="000000"/>
+                <w:sz w:val="20"/>
+              </w:rPr>
+              <w:t xml:space="preserve">1</w:t>
+            </w:r>
+          </w:p>
+        </w:tc>
+        <w:tc>
+          <w:tcPr>
+            <w:tcW w:type="dxa" w:w="2600"/>
+            <w:tcBorders>
+              <w:top w:val="single" w:sz="4" w:color="BFBFBF"/>
+              <w:left w:val="single" w:sz="4" w:color="BFBFBF"/>
+              <w:bottom w:val="single" w:sz="4" w:color="BFBFBF"/>
+              <w:right w:val="single" w:sz="4" w:color="BFBFBF"/>
+            </w:tcBorders>
+            <w:tcMar>
+              <w:top w:w="100" w:type="dxa"/>
+              <w:bottom w:w="100" w:type="dxa"/>
+              <w:left w:w="100" w:type="dxa"/>
+              <w:right w:w="100" w:type="dxa"/>
+            </w:tcMar>
+            <w:vAlign w:val="center"/>
+          </w:tcPr>
+          <w:p>
+            <w:r/>
+            <w:r>
+              <w:rPr>
+                <w:rFonts w:ascii="Arial" w:hAnsi="Arial" w:cs="Arial"/>
+                <w:b w:val="0"/>
+                <w:i w:val="0"/>
+                <w:color w:val="000000"/>
+                <w:sz w:val="20"/>
+              </w:rPr>
+              <w:t xml:space="preserve">Buffer Preparation</w:t>
+            </w:r>
+          </w:p>
+        </w:tc>
+        <w:tc>
+          <w:tcPr>
+            <w:tcW w:type="dxa" w:w="4800"/>
+            <w:tcBorders>
+              <w:top w:val="single" w:sz="4" w:color="BFBFBF"/>
+              <w:left w:val="single" w:sz="4" w:color="BFBFBF"/>
+              <w:bottom w:val="single" w:sz="4" w:color="BFBFBF"/>
+              <w:right w:val="single" w:sz="4" w:color="BFBFBF"/>
+            </w:tcBorders>
+            <w:tcMar>
+              <w:top w:w="100" w:type="dxa"/>
+              <w:bottom w:w="100" w:type="dxa"/>
+              <w:left w:w="100" w:type="dxa"/>
+              <w:right w:w="100" w:type="dxa"/>
+            </w:tcMar>
+            <w:vAlign w:val="center"/>
+          </w:tcPr>
+          <w:p>
+            <w:r/>
+            <w:r>
+              <w:rPr>
+                <w:rFonts w:ascii="Arial" w:hAnsi="Arial" w:cs="Arial"/>
+                <w:b w:val="0"/>
+                <w:i w:val="0"/>
+                <w:color w:val="000000"/>
+                <w:sz w:val="20"/>
+              </w:rPr>
+              <w:t xml:space="preserve">Prepare 500 mL of PBS buffer.</w:t>
+            </w:r>
+          </w:p>
+        </w:tc>
+        <w:tc>
+          <w:tcPr>
+            <w:tcW w:type="dxa" w:w="1600"/>
+            <w:tcBorders>
+              <w:top w:val="single" w:sz="4" w:color="BFBFBF"/>
+              <w:left w:val="single" w:sz="4" w:color="BFBFBF"/>
+              <w:bottom w:val="single" w:sz="4" w:color="BFBFBF"/>
+              <w:right w:val="single" w:sz="4" w:color="BFBFBF"/>
+            </w:tcBorders>
+            <w:tcMar>
+              <w:top w:w="100" w:type="dxa"/>
+              <w:bottom w:w="100" w:type="dxa"/>
+              <w:left w:w="100" w:type="dxa"/>
+              <w:right w:w="100" w:type="dxa"/>
+            </w:tcMar>
+            <w:vAlign w:val="center"/>
+          </w:tcPr>
+          <w:p>
+            <w:pPr>
+              <w:jc w:val="center"/>
+            </w:pPr>
+            <w:r/>
+            <w:r>
+              <w:rPr>
+                <w:rFonts w:ascii="Arial" w:hAnsi="Arial" w:cs="Arial"/>
+                <w:b w:val="0"/>
+                <w:i w:val="0"/>
+                <w:color w:val="000000"/>
+                <w:sz w:val="20"/>
+              </w:rPr>
+              <w:t xml:space="preserve">30 min</w:t>
+            </w:r>
+          </w:p>
+        </w:tc>
+      </w:tr>
+      <w:tr>
+        <w:tc>
+          <w:tcPr>
+            <w:tcW w:type="dxa" w:w="800"/>
+            <w:tcBorders>
+              <w:top w:val="single" w:sz="4" w:color="BFBFBF"/>
+              <w:left w:val="single" w:sz="4" w:color="BFBFBF"/>
+              <w:bottom w:val="single" w:sz="4" w:color="BFBFBF"/>
+              <w:right w:val="single" w:sz="4" w:color="BFBFBF"/>
+            </w:tcBorders>
+            <w:tcMar>
+              <w:top w:w="100" w:type="dxa"/>
+              <w:bottom w:w="100" w:type="dxa"/>
+              <w:left w:w="100" w:type="dxa"/>
+              <w:right w:w="100" w:type="dxa"/>
+            </w:tcMar>
+            <w:vAlign w:val="center"/>
+          </w:tcPr>
+          <w:p>
+            <w:pPr>
+              <w:jc w:val="center"/>
+            </w:pPr>
+            <w:r/>
+            <w:r>
+              <w:rPr>
+                <w:rFonts w:ascii="Arial" w:hAnsi="Arial" w:cs="Arial"/>
+                <w:b/>
+                <w:i w:val="0"/>
+                <w:color w:val="000000"/>
+                <w:sz w:val="20"/>
+              </w:rPr>
+              <w:t xml:space="preserve">2</w:t>
+            </w:r>
+          </w:p>
+        </w:tc>
+        <w:tc>
+          <w:tcPr>
+            <w:tcW w:type="dxa" w:w="2600"/>
+            <w:tcBorders>
+              <w:top w:val="single" w:sz="4" w:color="BFBFBF"/>
+              <w:left w:val="single" w:sz="4" w:color="BFBFBF"/>
+              <w:bottom w:val="single" w:sz="4" w:color="BFBFBF"/>
+              <w:right w:val="single" w:sz="4" w:color="BFBFBF"/>
+            </w:tcBorders>
+            <w:tcMar>
+              <w:top w:w="100" w:type="dxa"/>
+              <w:bottom w:w="100" w:type="dxa"/>
+              <w:left w:w="100" w:type="dxa"/>
+              <w:right w:w="100" w:type="dxa"/>
+            </w:tcMar>
+            <w:vAlign w:val="center"/>
+          </w:tcPr>
+          <w:p>
+            <w:r/>
+            <w:r>
+              <w:rPr>
+                <w:rFonts w:ascii="Arial" w:hAnsi="Arial" w:cs="Arial"/>
+                <w:b w:val="0"/>
+                <w:i w:val="0"/>
+                <w:color w:val="000000"/>
+                <w:sz w:val="20"/>
+              </w:rPr>
+              <w:t xml:space="preserve">Cell Seeding</w:t>
+            </w:r>
+          </w:p>
+        </w:tc>
+        <w:tc>
+          <w:tcPr>
+            <w:tcW w:type="dxa" w:w="4800"/>
+            <w:tcBorders>
+              <w:top w:val="single" w:sz="4" w:color="BFBFBF"/>
+              <w:left w:val="single" w:sz="4" w:color="BFBFBF"/>
+              <w:bottom w:val="single" w:sz="4" w:color="BFBFBF"/>
+              <w:right w:val="single" w:sz="4" w:color="BFBFBF"/>
+            </w:tcBorders>
+            <w:tcMar>
+              <w:top w:w="100" w:type="dxa"/>
+              <w:bottom w:w="100" w:type="dxa"/>
+              <w:left w:w="100" w:type="dxa"/>
+              <w:right w:w="100" w:type="dxa"/>
+            </w:tcMar>
+            <w:vAlign w:val="center"/>
+          </w:tcPr>
+          <w:p>
+            <w:r/>
+            <w:r>
+              <w:rPr>
+                <w:rFonts w:ascii="Arial" w:hAnsi="Arial" w:cs="Arial"/>
+                <w:b w:val="0"/>
+                <w:i w:val="0"/>
+                <w:color w:val="000000"/>
+                <w:sz w:val="20"/>
+              </w:rPr>
+              <w:t xml:space="preserve">Seed cells at target density. Seeding Density: 1e+06.</w:t>
+            </w:r>
+          </w:p>
+        </w:tc>
+        <w:tc>
+          <w:tcPr>
+            <w:tcW w:type="dxa" w:w="1600"/>
+            <w:tcBorders>
+              <w:top w:val="single" w:sz="4" w:color="BFBFBF"/>
+              <w:left w:val="single" w:sz="4" w:color="BFBFBF"/>
+              <w:bottom w:val="single" w:sz="4" w:color="BFBFBF"/>
+              <w:right w:val="single" w:sz="4" w:color="BFBFBF"/>
+            </w:tcBorders>
+            <w:tcMar>
+              <w:top w:w="100" w:type="dxa"/>
+              <w:bottom w:w="100" w:type="dxa"/>
+              <w:left w:w="100" w:type="dxa"/>
+              <w:right w:w="100" w:type="dxa"/>
+            </w:tcMar>
+            <w:vAlign w:val="center"/>
+          </w:tcPr>
+          <w:p>
+            <w:pPr>
+              <w:jc w:val="center"/>
+            </w:pPr>
+            <w:r/>
+            <w:r>
+              <w:rPr>
+                <w:rFonts w:ascii="Arial" w:hAnsi="Arial" w:cs="Arial"/>
+                <w:b w:val="0"/>
+                <w:i w:val="0"/>
+                <w:color w:val="000000"/>
+                <w:sz w:val="20"/>
+              </w:rPr>
+              <w:t xml:space="preserve">15 min</w:t>
+            </w:r>
+          </w:p>
+        </w:tc>
+      </w:tr>
+    </w:tbl>
     <w:sectPr>
-      <w:headerReference w:type="default" r:id="rId9"/>
       <w:pgSz w:w="12240" w:h="15840"/>
-      <w:pgMar w:top="1134" w:right="1134" w:bottom="1134" w:left="1134" w:header="720" w:footer="720" w:gutter="0"/>
+      <w:pgMar w:top="1080" w:right="1080" w:bottom="1080" w:left="1080" w:header="720" w:footer="720" w:gutter="0"/>
       <w:cols w:space="720"/>
       <w:docGrid w:linePitch="360"/>
     </w:sectPr>
   </w:body>
 </w:document>
-</file>
-
-<file path=word/header1.xml><?xml version="1.0" encoding="utf-8"?>
-<w:hdr xmlns:m="http://schemas.openxmlformats.org/officeDocument/2006/math" xmlns:mc="http://schemas.openxmlformats.org/markup-compatibility/2006" xmlns:mo="http://schemas.microsoft.com/office/mac/office/2008/main" xmlns:mv="urn:schemas-microsoft-com:mac:vml" xmlns:o="urn:schemas-microsoft-com:office:office" xmlns:r="http://schemas.openxmlformats.org/officeDocument/2006/relationships" xmlns:v="urn:schemas-microsoft-com:vml" xmlns:w10="urn:schemas-microsoft-com:office:word" xmlns:w14="http://schemas.microsoft.com/office/word/2010/wordml" xmlns:w="http://schemas.openxmlformats.org/wordprocessingml/2006/main" xmlns:wne="http://schemas.microsoft.com/office/word/2006/wordml" xmlns:wp14="http://schemas.microsoft.com/office/word/2010/wordprocessingDrawing" xmlns:wp="http://schemas.openxmlformats.org/drawingml/2006/wordprocessingDrawing" xmlns:wpc="http://schemas.microsoft.com/office/word/2010/wordprocessingCanvas" xmlns:wpg="http://schemas.microsoft.com/office/word/2010/wordprocessingGroup" xmlns:wpi="http://schemas.microsoft.com/office/word/2010/wordprocessingInk" xmlns:wps="http://schemas.microsoft.com/office/word/2010/wordprocessingShape" mc:Ignorable="w14 wp14">
-  <w:p>
-    <w:pPr>
-      <w:pStyle w:val="Header"/>
-    </w:pPr>
-    <w:r>
-      <w:t xml:space="preserve">        Version 1</w:t>
-    </w:r>
-  </w:p>
-</w:hdr>
 </file>
 
 <file path=word/numbering.xml><?xml version="1.0" encoding="utf-8"?>
@@ -476,6 +1191,11 @@
     <w:name w:val="Normal"/>
     <w:qFormat/>
     <w:rsid w:val="00FC693F"/>
+    <w:rPr>
+      <w:rFonts w:ascii="Arial" w:hAnsi="Arial"/>
+      <w:color w:val="000000"/>
+      <w:sz w:val="20"/>
+    </w:rPr>
   </w:style>
   <w:style w:type="paragraph" w:styleId="Header">
     <w:name w:val="header"/>

--- a/backend/tests/artifacts/templates/sop_simple.docx
+++ b/backend/tests/artifacts/templates/sop_simple.docx
@@ -41,6 +41,12 @@
               <w:bottom w:val="single" w:sz="4" w:color="BFBFBF"/>
               <w:right w:val="single" w:sz="4" w:color="BFBFBF"/>
             </w:tcBorders>
+            <w:tcMar>
+              <w:top w:w="100" w:type="dxa"/>
+              <w:bottom w:w="100" w:type="dxa"/>
+              <w:left w:w="100" w:type="dxa"/>
+              <w:right w:w="100" w:type="dxa"/>
+            </w:tcMar>
             <w:vAlign w:val="center"/>
           </w:tcPr>
           <w:p>
@@ -66,6 +72,12 @@
               <w:bottom w:val="single" w:sz="4" w:color="BFBFBF"/>
               <w:right w:val="single" w:sz="4" w:color="BFBFBF"/>
             </w:tcBorders>
+            <w:tcMar>
+              <w:top w:w="100" w:type="dxa"/>
+              <w:bottom w:w="100" w:type="dxa"/>
+              <w:left w:w="100" w:type="dxa"/>
+              <w:right w:w="100" w:type="dxa"/>
+            </w:tcMar>
             <w:vAlign w:val="center"/>
           </w:tcPr>
           <w:p>
@@ -92,6 +104,12 @@
               <w:bottom w:val="single" w:sz="4" w:color="BFBFBF"/>
               <w:right w:val="single" w:sz="4" w:color="BFBFBF"/>
             </w:tcBorders>
+            <w:tcMar>
+              <w:top w:w="100" w:type="dxa"/>
+              <w:bottom w:w="100" w:type="dxa"/>
+              <w:left w:w="100" w:type="dxa"/>
+              <w:right w:w="100" w:type="dxa"/>
+            </w:tcMar>
             <w:vAlign w:val="center"/>
           </w:tcPr>
           <w:p>
@@ -117,6 +135,12 @@
               <w:bottom w:val="single" w:sz="4" w:color="BFBFBF"/>
               <w:right w:val="single" w:sz="4" w:color="BFBFBF"/>
             </w:tcBorders>
+            <w:tcMar>
+              <w:top w:w="100" w:type="dxa"/>
+              <w:bottom w:w="100" w:type="dxa"/>
+              <w:left w:w="100" w:type="dxa"/>
+              <w:right w:w="100" w:type="dxa"/>
+            </w:tcMar>
             <w:vAlign w:val="center"/>
           </w:tcPr>
           <w:p>
@@ -145,6 +169,12 @@
               <w:bottom w:val="single" w:sz="4" w:color="BFBFBF"/>
               <w:right w:val="single" w:sz="4" w:color="BFBFBF"/>
             </w:tcBorders>
+            <w:tcMar>
+              <w:top w:w="100" w:type="dxa"/>
+              <w:bottom w:w="100" w:type="dxa"/>
+              <w:left w:w="100" w:type="dxa"/>
+              <w:right w:w="100" w:type="dxa"/>
+            </w:tcMar>
             <w:vAlign w:val="center"/>
           </w:tcPr>
           <w:p>
@@ -171,6 +201,12 @@
               <w:bottom w:val="single" w:sz="4" w:color="BFBFBF"/>
               <w:right w:val="single" w:sz="4" w:color="BFBFBF"/>
             </w:tcBorders>
+            <w:tcMar>
+              <w:top w:w="100" w:type="dxa"/>
+              <w:bottom w:w="100" w:type="dxa"/>
+              <w:left w:w="100" w:type="dxa"/>
+              <w:right w:w="100" w:type="dxa"/>
+            </w:tcMar>
             <w:vAlign w:val="center"/>
           </w:tcPr>
           <w:p>
@@ -199,6 +235,12 @@
               <w:bottom w:val="single" w:sz="4" w:color="BFBFBF"/>
               <w:right w:val="single" w:sz="4" w:color="BFBFBF"/>
             </w:tcBorders>
+            <w:tcMar>
+              <w:top w:w="100" w:type="dxa"/>
+              <w:bottom w:w="100" w:type="dxa"/>
+              <w:left w:w="100" w:type="dxa"/>
+              <w:right w:w="100" w:type="dxa"/>
+            </w:tcMar>
             <w:vAlign w:val="center"/>
           </w:tcPr>
           <w:p>
@@ -225,6 +267,12 @@
               <w:bottom w:val="single" w:sz="4" w:color="BFBFBF"/>
               <w:right w:val="single" w:sz="4" w:color="BFBFBF"/>
             </w:tcBorders>
+            <w:tcMar>
+              <w:top w:w="100" w:type="dxa"/>
+              <w:bottom w:w="100" w:type="dxa"/>
+              <w:left w:w="100" w:type="dxa"/>
+              <w:right w:w="100" w:type="dxa"/>
+            </w:tcMar>
             <w:vAlign w:val="center"/>
           </w:tcPr>
           <w:p>
@@ -277,7 +325,7 @@
           <w:rFonts w:ascii="Arial" w:hAnsi="Arial" w:cs="Arial"/>
           <w:b/>
           <w:i w:val="0"/>
-          <w:color w:val="1F3A5F"/>
+          <w:color w:val="2C3E50"/>
           <w:sz w:val="32"/>
         </w:rPr>
         <w:t>1.0 Purpose</w:t>
@@ -311,7 +359,7 @@
           <w:rFonts w:ascii="Arial" w:hAnsi="Arial" w:cs="Arial"/>
           <w:b/>
           <w:i w:val="0"/>
-          <w:color w:val="1F3A5F"/>
+          <w:color w:val="2C3E50"/>
           <w:sz w:val="32"/>
         </w:rPr>
         <w:t>2.0 Scope</w:t>
@@ -345,7 +393,7 @@
           <w:rFonts w:ascii="Arial" w:hAnsi="Arial" w:cs="Arial"/>
           <w:b/>
           <w:i w:val="0"/>
-          <w:color w:val="1F3A5F"/>
+          <w:color w:val="2C3E50"/>
           <w:sz w:val="32"/>
         </w:rPr>
         <w:t xml:space="preserve">3.0 Procedure: Simple Buffer Protocol</w:t>
@@ -374,6 +422,12 @@
               <w:bottom w:val="single" w:sz="4" w:color="BFBFBF"/>
               <w:right w:val="single" w:sz="4" w:color="BFBFBF"/>
             </w:tcBorders>
+            <w:tcMar>
+              <w:top w:w="140" w:type="dxa"/>
+              <w:bottom w:w="140" w:type="dxa"/>
+              <w:left w:w="100" w:type="dxa"/>
+              <w:right w:w="100" w:type="dxa"/>
+            </w:tcMar>
             <w:vAlign w:val="center"/>
           </w:tcPr>
           <w:p>
@@ -403,6 +457,12 @@
               <w:bottom w:val="single" w:sz="4" w:color="BFBFBF"/>
               <w:right w:val="single" w:sz="4" w:color="BFBFBF"/>
             </w:tcBorders>
+            <w:tcMar>
+              <w:top w:w="140" w:type="dxa"/>
+              <w:bottom w:w="140" w:type="dxa"/>
+              <w:left w:w="100" w:type="dxa"/>
+              <w:right w:w="100" w:type="dxa"/>
+            </w:tcMar>
             <w:vAlign w:val="center"/>
           </w:tcPr>
           <w:p>
@@ -432,6 +492,12 @@
               <w:bottom w:val="single" w:sz="4" w:color="BFBFBF"/>
               <w:right w:val="single" w:sz="4" w:color="BFBFBF"/>
             </w:tcBorders>
+            <w:tcMar>
+              <w:top w:w="140" w:type="dxa"/>
+              <w:bottom w:w="140" w:type="dxa"/>
+              <w:left w:w="100" w:type="dxa"/>
+              <w:right w:w="100" w:type="dxa"/>
+            </w:tcMar>
             <w:vAlign w:val="center"/>
           </w:tcPr>
           <w:p>
@@ -461,6 +527,12 @@
               <w:bottom w:val="single" w:sz="4" w:color="BFBFBF"/>
               <w:right w:val="single" w:sz="4" w:color="BFBFBF"/>
             </w:tcBorders>
+            <w:tcMar>
+              <w:top w:w="140" w:type="dxa"/>
+              <w:bottom w:w="140" w:type="dxa"/>
+              <w:left w:w="100" w:type="dxa"/>
+              <w:right w:w="100" w:type="dxa"/>
+            </w:tcMar>
             <w:vAlign w:val="center"/>
           </w:tcPr>
           <w:p>
@@ -491,6 +563,12 @@
               <w:bottom w:val="single" w:sz="4" w:color="BFBFBF"/>
               <w:right w:val="single" w:sz="4" w:color="BFBFBF"/>
             </w:tcBorders>
+            <w:tcMar>
+              <w:top w:w="100" w:type="dxa"/>
+              <w:bottom w:w="100" w:type="dxa"/>
+              <w:left w:w="100" w:type="dxa"/>
+              <w:right w:w="100" w:type="dxa"/>
+            </w:tcMar>
             <w:vAlign w:val="center"/>
           </w:tcPr>
           <w:p>
@@ -519,6 +597,12 @@
               <w:bottom w:val="single" w:sz="4" w:color="BFBFBF"/>
               <w:right w:val="single" w:sz="4" w:color="BFBFBF"/>
             </w:tcBorders>
+            <w:tcMar>
+              <w:top w:w="100" w:type="dxa"/>
+              <w:bottom w:w="100" w:type="dxa"/>
+              <w:left w:w="100" w:type="dxa"/>
+              <w:right w:w="100" w:type="dxa"/>
+            </w:tcMar>
             <w:vAlign w:val="center"/>
           </w:tcPr>
           <w:p>
@@ -544,6 +628,12 @@
               <w:bottom w:val="single" w:sz="4" w:color="BFBFBF"/>
               <w:right w:val="single" w:sz="4" w:color="BFBFBF"/>
             </w:tcBorders>
+            <w:tcMar>
+              <w:top w:w="100" w:type="dxa"/>
+              <w:bottom w:w="100" w:type="dxa"/>
+              <w:left w:w="100" w:type="dxa"/>
+              <w:right w:w="100" w:type="dxa"/>
+            </w:tcMar>
             <w:vAlign w:val="center"/>
           </w:tcPr>
           <w:p>
@@ -569,6 +659,12 @@
               <w:bottom w:val="single" w:sz="4" w:color="BFBFBF"/>
               <w:right w:val="single" w:sz="4" w:color="BFBFBF"/>
             </w:tcBorders>
+            <w:tcMar>
+              <w:top w:w="100" w:type="dxa"/>
+              <w:bottom w:w="100" w:type="dxa"/>
+              <w:left w:w="100" w:type="dxa"/>
+              <w:right w:w="100" w:type="dxa"/>
+            </w:tcMar>
             <w:vAlign w:val="center"/>
           </w:tcPr>
           <w:p>
@@ -599,6 +695,12 @@
               <w:bottom w:val="single" w:sz="4" w:color="BFBFBF"/>
               <w:right w:val="single" w:sz="4" w:color="BFBFBF"/>
             </w:tcBorders>
+            <w:tcMar>
+              <w:top w:w="100" w:type="dxa"/>
+              <w:bottom w:w="100" w:type="dxa"/>
+              <w:left w:w="100" w:type="dxa"/>
+              <w:right w:w="100" w:type="dxa"/>
+            </w:tcMar>
             <w:vAlign w:val="center"/>
           </w:tcPr>
           <w:p>
@@ -627,6 +729,12 @@
               <w:bottom w:val="single" w:sz="4" w:color="BFBFBF"/>
               <w:right w:val="single" w:sz="4" w:color="BFBFBF"/>
             </w:tcBorders>
+            <w:tcMar>
+              <w:top w:w="100" w:type="dxa"/>
+              <w:bottom w:w="100" w:type="dxa"/>
+              <w:left w:w="100" w:type="dxa"/>
+              <w:right w:w="100" w:type="dxa"/>
+            </w:tcMar>
             <w:vAlign w:val="center"/>
           </w:tcPr>
           <w:p>
@@ -652,6 +760,12 @@
               <w:bottom w:val="single" w:sz="4" w:color="BFBFBF"/>
               <w:right w:val="single" w:sz="4" w:color="BFBFBF"/>
             </w:tcBorders>
+            <w:tcMar>
+              <w:top w:w="100" w:type="dxa"/>
+              <w:bottom w:w="100" w:type="dxa"/>
+              <w:left w:w="100" w:type="dxa"/>
+              <w:right w:w="100" w:type="dxa"/>
+            </w:tcMar>
             <w:vAlign w:val="center"/>
           </w:tcPr>
           <w:p>
@@ -677,6 +791,12 @@
               <w:bottom w:val="single" w:sz="4" w:color="BFBFBF"/>
               <w:right w:val="single" w:sz="4" w:color="BFBFBF"/>
             </w:tcBorders>
+            <w:tcMar>
+              <w:top w:w="100" w:type="dxa"/>
+              <w:bottom w:w="100" w:type="dxa"/>
+              <w:left w:w="100" w:type="dxa"/>
+              <w:right w:w="100" w:type="dxa"/>
+            </w:tcMar>
             <w:vAlign w:val="center"/>
           </w:tcPr>
           <w:p>

--- a/backend/tests/artifacts/templates/sop_simple.docx
+++ b/backend/tests/artifacts/templates/sop_simple.docx
@@ -4,366 +4,847 @@
   <w:body>
     <w:p>
       <w:pPr>
-        <w:spacing w:after="80" w:before="0"/>
+        <w:spacing w:after="120"/>
         <w:jc w:val="center"/>
       </w:pPr>
       <w:r>
         <w:rPr>
-          <w:b/>
+          <w:rFonts w:ascii="Arial" w:hAnsi="Arial" w:cs="Arial"/>
+          <w:b w:val="0"/>
           <w:i w:val="0"/>
-          <w:color w:val="0F172A"/>
-          <w:sz w:val="36"/>
+          <w:color w:val="5F6368"/>
+          <w:sz w:val="24"/>
         </w:rPr>
-        <w:t xml:space="preserve">Simple Buffer Protocol</w:t>
+        <w:t>Standard Operating Procedure</w:t>
+      </w:r>
+    </w:p>
+    <w:tbl>
+      <w:tblPr>
+        <w:tblW w:type="auto" w:w="0"/>
+        <w:tblLook w:firstColumn="1" w:firstRow="1" w:lastColumn="0" w:lastRow="0" w:noHBand="0" w:noVBand="1" w:val="04A0"/>
+        <w:tblLayout w:type="fixed"/>
+      </w:tblPr>
+      <w:tblGrid>
+        <w:gridCol w:w="2520"/>
+        <w:gridCol w:w="2520"/>
+        <w:gridCol w:w="2520"/>
+        <w:gridCol w:w="2520"/>
+      </w:tblGrid>
+      <w:tr>
+        <w:tc>
+          <w:tcPr>
+            <w:tcW w:type="dxa" w:w="2400"/>
+            <w:shd w:val="clear" w:color="auto" w:fill="ECF0F1"/>
+            <w:tcBorders>
+              <w:top w:val="single" w:sz="4" w:color="BFBFBF"/>
+              <w:left w:val="single" w:sz="4" w:color="BFBFBF"/>
+              <w:bottom w:val="single" w:sz="4" w:color="BFBFBF"/>
+              <w:right w:val="single" w:sz="4" w:color="BFBFBF"/>
+            </w:tcBorders>
+            <w:tcMar>
+              <w:top w:w="100" w:type="dxa"/>
+              <w:bottom w:w="100" w:type="dxa"/>
+              <w:left w:w="100" w:type="dxa"/>
+              <w:right w:w="100" w:type="dxa"/>
+            </w:tcMar>
+            <w:vAlign w:val="center"/>
+          </w:tcPr>
+          <w:p>
+            <w:r/>
+            <w:r>
+              <w:rPr>
+                <w:rFonts w:ascii="Arial" w:hAnsi="Arial" w:cs="Arial"/>
+                <w:b/>
+                <w:i w:val="0"/>
+                <w:color w:val="000000"/>
+                <w:sz w:val="20"/>
+              </w:rPr>
+              <w:t>Document Number:</w:t>
+            </w:r>
+          </w:p>
+        </w:tc>
+        <w:tc>
+          <w:tcPr>
+            <w:tcW w:type="dxa" w:w="2800"/>
+            <w:tcBorders>
+              <w:top w:val="single" w:sz="4" w:color="BFBFBF"/>
+              <w:left w:val="single" w:sz="4" w:color="BFBFBF"/>
+              <w:bottom w:val="single" w:sz="4" w:color="BFBFBF"/>
+              <w:right w:val="single" w:sz="4" w:color="BFBFBF"/>
+            </w:tcBorders>
+            <w:tcMar>
+              <w:top w:w="100" w:type="dxa"/>
+              <w:bottom w:w="100" w:type="dxa"/>
+              <w:left w:w="100" w:type="dxa"/>
+              <w:right w:w="100" w:type="dxa"/>
+            </w:tcMar>
+            <w:vAlign w:val="center"/>
+          </w:tcPr>
+          <w:p>
+            <w:r/>
+            <w:r>
+              <w:rPr>
+                <w:rFonts w:ascii="Arial" w:hAnsi="Arial" w:cs="Arial"/>
+                <w:b w:val="0"/>
+                <w:i w:val="0"/>
+                <w:color w:val="000000"/>
+                <w:sz w:val="20"/>
+              </w:rPr>
+              <w:t xml:space="preserve"/>
+            </w:r>
+          </w:p>
+        </w:tc>
+        <w:tc>
+          <w:tcPr>
+            <w:tcW w:type="dxa" w:w="2000"/>
+            <w:shd w:val="clear" w:color="auto" w:fill="ECF0F1"/>
+            <w:tcBorders>
+              <w:top w:val="single" w:sz="4" w:color="BFBFBF"/>
+              <w:left w:val="single" w:sz="4" w:color="BFBFBF"/>
+              <w:bottom w:val="single" w:sz="4" w:color="BFBFBF"/>
+              <w:right w:val="single" w:sz="4" w:color="BFBFBF"/>
+            </w:tcBorders>
+            <w:tcMar>
+              <w:top w:w="100" w:type="dxa"/>
+              <w:bottom w:w="100" w:type="dxa"/>
+              <w:left w:w="100" w:type="dxa"/>
+              <w:right w:w="100" w:type="dxa"/>
+            </w:tcMar>
+            <w:vAlign w:val="center"/>
+          </w:tcPr>
+          <w:p>
+            <w:r/>
+            <w:r>
+              <w:rPr>
+                <w:rFonts w:ascii="Arial" w:hAnsi="Arial" w:cs="Arial"/>
+                <w:b/>
+                <w:i w:val="0"/>
+                <w:color w:val="000000"/>
+                <w:sz w:val="20"/>
+              </w:rPr>
+              <w:t>Revision:</w:t>
+            </w:r>
+          </w:p>
+        </w:tc>
+        <w:tc>
+          <w:tcPr>
+            <w:tcW w:type="dxa" w:w="2600"/>
+            <w:tcBorders>
+              <w:top w:val="single" w:sz="4" w:color="BFBFBF"/>
+              <w:left w:val="single" w:sz="4" w:color="BFBFBF"/>
+              <w:bottom w:val="single" w:sz="4" w:color="BFBFBF"/>
+              <w:right w:val="single" w:sz="4" w:color="BFBFBF"/>
+            </w:tcBorders>
+            <w:tcMar>
+              <w:top w:w="100" w:type="dxa"/>
+              <w:bottom w:w="100" w:type="dxa"/>
+              <w:left w:w="100" w:type="dxa"/>
+              <w:right w:w="100" w:type="dxa"/>
+            </w:tcMar>
+            <w:vAlign w:val="center"/>
+          </w:tcPr>
+          <w:p>
+            <w:r/>
+            <w:r>
+              <w:rPr>
+                <w:rFonts w:ascii="Arial" w:hAnsi="Arial" w:cs="Arial"/>
+                <w:b w:val="0"/>
+                <w:i w:val="0"/>
+                <w:color w:val="000000"/>
+                <w:sz w:val="20"/>
+              </w:rPr>
+              <w:t xml:space="preserve">1</w:t>
+            </w:r>
+          </w:p>
+        </w:tc>
+      </w:tr>
+      <w:tr>
+        <w:tc>
+          <w:tcPr>
+            <w:tcW w:type="dxa" w:w="2400"/>
+            <w:shd w:val="clear" w:color="auto" w:fill="ECF0F1"/>
+            <w:tcBorders>
+              <w:top w:val="single" w:sz="4" w:color="BFBFBF"/>
+              <w:left w:val="single" w:sz="4" w:color="BFBFBF"/>
+              <w:bottom w:val="single" w:sz="4" w:color="BFBFBF"/>
+              <w:right w:val="single" w:sz="4" w:color="BFBFBF"/>
+            </w:tcBorders>
+            <w:tcMar>
+              <w:top w:w="100" w:type="dxa"/>
+              <w:bottom w:w="100" w:type="dxa"/>
+              <w:left w:w="100" w:type="dxa"/>
+              <w:right w:w="100" w:type="dxa"/>
+            </w:tcMar>
+            <w:vAlign w:val="center"/>
+          </w:tcPr>
+          <w:p>
+            <w:r/>
+            <w:r>
+              <w:rPr>
+                <w:rFonts w:ascii="Arial" w:hAnsi="Arial" w:cs="Arial"/>
+                <w:b/>
+                <w:i w:val="0"/>
+                <w:color w:val="000000"/>
+                <w:sz w:val="20"/>
+              </w:rPr>
+              <w:t>Title:</w:t>
+            </w:r>
+          </w:p>
+        </w:tc>
+        <w:tc>
+          <w:tcPr>
+            <w:tcW w:type="dxa" w:w="7400"/>
+            <w:gridSpan w:val="3"/>
+            <w:tcBorders>
+              <w:top w:val="single" w:sz="4" w:color="BFBFBF"/>
+              <w:left w:val="single" w:sz="4" w:color="BFBFBF"/>
+              <w:bottom w:val="single" w:sz="4" w:color="BFBFBF"/>
+              <w:right w:val="single" w:sz="4" w:color="BFBFBF"/>
+            </w:tcBorders>
+            <w:tcMar>
+              <w:top w:w="100" w:type="dxa"/>
+              <w:bottom w:w="100" w:type="dxa"/>
+              <w:left w:w="100" w:type="dxa"/>
+              <w:right w:w="100" w:type="dxa"/>
+            </w:tcMar>
+            <w:vAlign w:val="center"/>
+          </w:tcPr>
+          <w:p>
+            <w:r/>
+            <w:r>
+              <w:rPr>
+                <w:rFonts w:ascii="Arial" w:hAnsi="Arial" w:cs="Arial"/>
+                <w:b w:val="0"/>
+                <w:i w:val="0"/>
+                <w:color w:val="000000"/>
+                <w:sz w:val="20"/>
+              </w:rPr>
+              <w:t xml:space="preserve">Simple Buffer Protocol</w:t>
+            </w:r>
+          </w:p>
+        </w:tc>
+      </w:tr>
+      <w:tr>
+        <w:tc>
+          <w:tcPr>
+            <w:tcW w:type="dxa" w:w="2400"/>
+            <w:shd w:val="clear" w:color="auto" w:fill="ECF0F1"/>
+            <w:tcBorders>
+              <w:top w:val="single" w:sz="4" w:color="BFBFBF"/>
+              <w:left w:val="single" w:sz="4" w:color="BFBFBF"/>
+              <w:bottom w:val="single" w:sz="4" w:color="BFBFBF"/>
+              <w:right w:val="single" w:sz="4" w:color="BFBFBF"/>
+            </w:tcBorders>
+            <w:tcMar>
+              <w:top w:w="100" w:type="dxa"/>
+              <w:bottom w:w="100" w:type="dxa"/>
+              <w:left w:w="100" w:type="dxa"/>
+              <w:right w:w="100" w:type="dxa"/>
+            </w:tcMar>
+            <w:vAlign w:val="center"/>
+          </w:tcPr>
+          <w:p>
+            <w:r/>
+            <w:r>
+              <w:rPr>
+                <w:rFonts w:ascii="Arial" w:hAnsi="Arial" w:cs="Arial"/>
+                <w:b/>
+                <w:i w:val="0"/>
+                <w:color w:val="000000"/>
+                <w:sz w:val="20"/>
+              </w:rPr>
+              <w:t>Effective Date:</w:t>
+            </w:r>
+          </w:p>
+        </w:tc>
+        <w:tc>
+          <w:tcPr>
+            <w:tcW w:type="dxa" w:w="7400"/>
+            <w:gridSpan w:val="3"/>
+            <w:tcBorders>
+              <w:top w:val="single" w:sz="4" w:color="BFBFBF"/>
+              <w:left w:val="single" w:sz="4" w:color="BFBFBF"/>
+              <w:bottom w:val="single" w:sz="4" w:color="BFBFBF"/>
+              <w:right w:val="single" w:sz="4" w:color="BFBFBF"/>
+            </w:tcBorders>
+            <w:tcMar>
+              <w:top w:w="100" w:type="dxa"/>
+              <w:bottom w:w="100" w:type="dxa"/>
+              <w:left w:w="100" w:type="dxa"/>
+              <w:right w:w="100" w:type="dxa"/>
+            </w:tcMar>
+            <w:vAlign w:val="center"/>
+          </w:tcPr>
+          <w:p>
+            <w:r/>
+            <w:r>
+              <w:rPr>
+                <w:rFonts w:ascii="Arial" w:hAnsi="Arial" w:cs="Arial"/>
+                <w:b w:val="0"/>
+                <w:i w:val="0"/>
+                <w:color w:val="000000"/>
+                <w:sz w:val="20"/>
+              </w:rPr>
+              <w:t xml:space="preserve"/>
+            </w:r>
+          </w:p>
+        </w:tc>
+      </w:tr>
+    </w:tbl>
+    <w:p>
+      <w:pPr>
+        <w:spacing w:after="80"/>
+      </w:pPr>
+    </w:p>
+    <w:p>
+      <w:pPr>
+        <w:spacing w:after="160"/>
+        <w:jc w:val="center"/>
+      </w:pPr>
+      <w:r>
+        <w:rPr>
+          <w:rFonts w:ascii="Arial" w:hAnsi="Arial" w:cs="Arial"/>
+          <w:b w:val="0"/>
+          <w:i w:val="0"/>
+          <w:color w:val="5F6368"/>
+          <w:sz w:val="18"/>
+        </w:rPr>
+        <w:t xml:space="preserve">    Project:     Generated: April 1, 2026</w:t>
       </w:r>
     </w:p>
     <w:p>
       <w:pPr>
-        <w:spacing w:before="0" w:after="80"/>
+        <w:keepNext/>
+        <w:spacing w:before="320" w:after="120"/>
+        <w:pBdr>
+          <w:bottom w:val="single" w:sz="8" w:space="4" w:color="D1D5DB"/>
+        </w:pBdr>
       </w:pPr>
       <w:r>
-        <w:t xml:space="preserve"/>
+        <w:rPr>
+          <w:rFonts w:ascii="Arial" w:hAnsi="Arial" w:cs="Arial"/>
+          <w:b/>
+          <w:i w:val="0"/>
+          <w:color w:val="2C3E50"/>
+          <w:sz w:val="32"/>
+        </w:rPr>
+        <w:t>1.0 Purpose</w:t>
       </w:r>
+    </w:p>
+    <w:p>
+      <w:pPr>
+        <w:spacing w:after="160"/>
+      </w:pPr>
       <w:r>
         <w:rPr>
-          <w:color w:val="64748B"/>
-          <w:sz w:val="127000"/>
-          <w:szCs w:val="127000"/>
+          <w:rFonts w:ascii="Arial" w:hAnsi="Arial" w:cs="Arial"/>
+          <w:b w:val="0"/>
+          <w:i w:val="0"/>
+          <w:color w:val="000000"/>
+          <w:sz w:val="20"/>
         </w:rPr>
-        <w:t xml:space="preserve">A simple two-step buffer preparation protocol.</w:t>
-      </w:r>
-      <w:r>
         <w:t xml:space="preserve"/>
       </w:r>
     </w:p>
     <w:p>
       <w:pPr>
-        <w:spacing w:after="120" w:before="0"/>
+        <w:keepNext/>
+        <w:spacing w:before="320" w:after="120"/>
+        <w:pBdr>
+          <w:bottom w:val="single" w:sz="8" w:space="4" w:color="D1D5DB"/>
+        </w:pBdr>
       </w:pPr>
       <w:r>
         <w:rPr>
-          <w:b w:val="0"/>
+          <w:rFonts w:ascii="Arial" w:hAnsi="Arial" w:cs="Arial"/>
+          <w:b/>
           <w:i w:val="0"/>
-          <w:color w:val="C8C8C8"/>
-          <w:sz w:val="12"/>
+          <w:color w:val="2C3E50"/>
+          <w:sz w:val="32"/>
         </w:rPr>
-        <w:t>──────────────────────────────────────────────────</w:t>
+        <w:t>2.0 Scope</w:t>
       </w:r>
     </w:p>
     <w:p>
       <w:pPr>
-        <w:spacing w:before="0" w:after="80"/>
+        <w:spacing w:after="160"/>
       </w:pPr>
       <w:r>
-        <w:t xml:space="preserve"/>
-      </w:r>
-      <w:r>
+        <w:rPr>
+          <w:rFonts w:ascii="Arial" w:hAnsi="Arial" w:cs="Arial"/>
+          <w:b w:val="0"/>
+          <w:i w:val="0"/>
+          <w:color w:val="000000"/>
+          <w:sz w:val="20"/>
+        </w:rPr>
         <w:t xml:space="preserve"/>
       </w:r>
     </w:p>
     <w:p>
       <w:pPr>
-        <w:spacing w:after="40"/>
+        <w:keepNext/>
+        <w:spacing w:before="320" w:after="120"/>
+        <w:pBdr>
+          <w:bottom w:val="single" w:sz="8" w:space="4" w:color="D1D5DB"/>
+        </w:pBdr>
       </w:pPr>
       <w:r>
         <w:rPr>
+          <w:rFonts w:ascii="Arial" w:hAnsi="Arial" w:cs="Arial"/>
           <w:b/>
           <w:i w:val="0"/>
-          <w:color w:val="0F172A"/>
-          <w:sz w:val="22"/>
+          <w:color w:val="2C3E50"/>
+          <w:sz w:val="32"/>
         </w:rPr>
-        <w:t xml:space="preserve">1. Buffer Preparation</w:t>
+        <w:t xml:space="preserve">3.0 Procedure: Simple Buffer Protocol</w:t>
       </w:r>
     </w:p>
+    <w:tbl>
+      <w:tblPr>
+        <w:tblW w:type="auto" w:w="0"/>
+        <w:tblLook w:firstColumn="1" w:firstRow="1" w:lastColumn="0" w:lastRow="0" w:noHBand="0" w:noVBand="1" w:val="04A0"/>
+        <w:tblLayout w:type="fixed"/>
+      </w:tblPr>
+      <w:tblGrid>
+        <w:gridCol w:w="2520"/>
+        <w:gridCol w:w="2520"/>
+        <w:gridCol w:w="2520"/>
+        <w:gridCol w:w="2520"/>
+      </w:tblGrid>
+      <w:tr>
+        <w:tc>
+          <w:tcPr>
+            <w:tcW w:type="dxa" w:w="800"/>
+            <w:shd w:val="clear" w:color="auto" w:fill="ECF0F1"/>
+            <w:tcBorders>
+              <w:top w:val="single" w:sz="4" w:color="BFBFBF"/>
+              <w:left w:val="single" w:sz="4" w:color="BFBFBF"/>
+              <w:bottom w:val="single" w:sz="4" w:color="BFBFBF"/>
+              <w:right w:val="single" w:sz="4" w:color="BFBFBF"/>
+            </w:tcBorders>
+            <w:tcMar>
+              <w:top w:w="140" w:type="dxa"/>
+              <w:bottom w:w="140" w:type="dxa"/>
+              <w:left w:w="100" w:type="dxa"/>
+              <w:right w:w="100" w:type="dxa"/>
+            </w:tcMar>
+            <w:vAlign w:val="center"/>
+          </w:tcPr>
+          <w:p>
+            <w:pPr>
+              <w:jc w:val="center"/>
+            </w:pPr>
+            <w:r/>
+            <w:r>
+              <w:rPr>
+                <w:rFonts w:ascii="Arial" w:hAnsi="Arial" w:cs="Arial"/>
+                <w:b/>
+                <w:i w:val="0"/>
+                <w:color w:val="000000"/>
+                <w:sz w:val="20"/>
+              </w:rPr>
+              <w:t>Step</w:t>
+            </w:r>
+          </w:p>
+        </w:tc>
+        <w:tc>
+          <w:tcPr>
+            <w:tcW w:type="dxa" w:w="2600"/>
+            <w:shd w:val="clear" w:color="auto" w:fill="ECF0F1"/>
+            <w:tcBorders>
+              <w:top w:val="single" w:sz="4" w:color="BFBFBF"/>
+              <w:left w:val="single" w:sz="4" w:color="BFBFBF"/>
+              <w:bottom w:val="single" w:sz="4" w:color="BFBFBF"/>
+              <w:right w:val="single" w:sz="4" w:color="BFBFBF"/>
+            </w:tcBorders>
+            <w:tcMar>
+              <w:top w:w="140" w:type="dxa"/>
+              <w:bottom w:w="140" w:type="dxa"/>
+              <w:left w:w="100" w:type="dxa"/>
+              <w:right w:w="100" w:type="dxa"/>
+            </w:tcMar>
+            <w:vAlign w:val="center"/>
+          </w:tcPr>
+          <w:p>
+            <w:pPr>
+              <w:jc w:val="center"/>
+            </w:pPr>
+            <w:r/>
+            <w:r>
+              <w:rPr>
+                <w:rFonts w:ascii="Arial" w:hAnsi="Arial" w:cs="Arial"/>
+                <w:b/>
+                <w:i w:val="0"/>
+                <w:color w:val="000000"/>
+                <w:sz w:val="20"/>
+              </w:rPr>
+              <w:t>Name</w:t>
+            </w:r>
+          </w:p>
+        </w:tc>
+        <w:tc>
+          <w:tcPr>
+            <w:tcW w:type="dxa" w:w="4800"/>
+            <w:shd w:val="clear" w:color="auto" w:fill="ECF0F1"/>
+            <w:tcBorders>
+              <w:top w:val="single" w:sz="4" w:color="BFBFBF"/>
+              <w:left w:val="single" w:sz="4" w:color="BFBFBF"/>
+              <w:bottom w:val="single" w:sz="4" w:color="BFBFBF"/>
+              <w:right w:val="single" w:sz="4" w:color="BFBFBF"/>
+            </w:tcBorders>
+            <w:tcMar>
+              <w:top w:w="140" w:type="dxa"/>
+              <w:bottom w:w="140" w:type="dxa"/>
+              <w:left w:w="100" w:type="dxa"/>
+              <w:right w:w="100" w:type="dxa"/>
+            </w:tcMar>
+            <w:vAlign w:val="center"/>
+          </w:tcPr>
+          <w:p>
+            <w:pPr>
+              <w:jc w:val="center"/>
+            </w:pPr>
+            <w:r/>
+            <w:r>
+              <w:rPr>
+                <w:rFonts w:ascii="Arial" w:hAnsi="Arial" w:cs="Arial"/>
+                <w:b/>
+                <w:i w:val="0"/>
+                <w:color w:val="000000"/>
+                <w:sz w:val="20"/>
+              </w:rPr>
+              <w:t>Instruction</w:t>
+            </w:r>
+          </w:p>
+        </w:tc>
+        <w:tc>
+          <w:tcPr>
+            <w:tcW w:type="dxa" w:w="1600"/>
+            <w:shd w:val="clear" w:color="auto" w:fill="ECF0F1"/>
+            <w:tcBorders>
+              <w:top w:val="single" w:sz="4" w:color="BFBFBF"/>
+              <w:left w:val="single" w:sz="4" w:color="BFBFBF"/>
+              <w:bottom w:val="single" w:sz="4" w:color="BFBFBF"/>
+              <w:right w:val="single" w:sz="4" w:color="BFBFBF"/>
+            </w:tcBorders>
+            <w:tcMar>
+              <w:top w:w="140" w:type="dxa"/>
+              <w:bottom w:w="140" w:type="dxa"/>
+              <w:left w:w="100" w:type="dxa"/>
+              <w:right w:w="100" w:type="dxa"/>
+            </w:tcMar>
+            <w:vAlign w:val="center"/>
+          </w:tcPr>
+          <w:p>
+            <w:pPr>
+              <w:jc w:val="center"/>
+            </w:pPr>
+            <w:r/>
+            <w:r>
+              <w:rPr>
+                <w:rFonts w:ascii="Arial" w:hAnsi="Arial" w:cs="Arial"/>
+                <w:b/>
+                <w:i w:val="0"/>
+                <w:color w:val="000000"/>
+                <w:sz w:val="20"/>
+              </w:rPr>
+              <w:t>Duration</w:t>
+            </w:r>
+          </w:p>
+        </w:tc>
+      </w:tr>
+      <w:tr>
+        <w:tc>
+          <w:tcPr>
+            <w:tcW w:type="dxa" w:w="800"/>
+            <w:tcBorders>
+              <w:top w:val="single" w:sz="4" w:color="BFBFBF"/>
+              <w:left w:val="single" w:sz="4" w:color="BFBFBF"/>
+              <w:bottom w:val="single" w:sz="4" w:color="BFBFBF"/>
+              <w:right w:val="single" w:sz="4" w:color="BFBFBF"/>
+            </w:tcBorders>
+            <w:tcMar>
+              <w:top w:w="100" w:type="dxa"/>
+              <w:bottom w:w="100" w:type="dxa"/>
+              <w:left w:w="100" w:type="dxa"/>
+              <w:right w:w="100" w:type="dxa"/>
+            </w:tcMar>
+            <w:vAlign w:val="center"/>
+          </w:tcPr>
+          <w:p>
+            <w:pPr>
+              <w:jc w:val="center"/>
+            </w:pPr>
+            <w:r/>
+            <w:r>
+              <w:rPr>
+                <w:rFonts w:ascii="Arial" w:hAnsi="Arial" w:cs="Arial"/>
+                <w:b/>
+                <w:i w:val="0"/>
+                <w:color w:val="000000"/>
+                <w:sz w:val="20"/>
+              </w:rPr>
+              <w:t xml:space="preserve">1</w:t>
+            </w:r>
+          </w:p>
+        </w:tc>
+        <w:tc>
+          <w:tcPr>
+            <w:tcW w:type="dxa" w:w="2600"/>
+            <w:tcBorders>
+              <w:top w:val="single" w:sz="4" w:color="BFBFBF"/>
+              <w:left w:val="single" w:sz="4" w:color="BFBFBF"/>
+              <w:bottom w:val="single" w:sz="4" w:color="BFBFBF"/>
+              <w:right w:val="single" w:sz="4" w:color="BFBFBF"/>
+            </w:tcBorders>
+            <w:tcMar>
+              <w:top w:w="100" w:type="dxa"/>
+              <w:bottom w:w="100" w:type="dxa"/>
+              <w:left w:w="100" w:type="dxa"/>
+              <w:right w:w="100" w:type="dxa"/>
+            </w:tcMar>
+            <w:vAlign w:val="center"/>
+          </w:tcPr>
+          <w:p>
+            <w:r/>
+            <w:r>
+              <w:rPr>
+                <w:rFonts w:ascii="Arial" w:hAnsi="Arial" w:cs="Arial"/>
+                <w:b w:val="0"/>
+                <w:i w:val="0"/>
+                <w:color w:val="000000"/>
+                <w:sz w:val="20"/>
+              </w:rPr>
+              <w:t xml:space="preserve">Buffer Preparation</w:t>
+            </w:r>
+          </w:p>
+        </w:tc>
+        <w:tc>
+          <w:tcPr>
+            <w:tcW w:type="dxa" w:w="4800"/>
+            <w:tcBorders>
+              <w:top w:val="single" w:sz="4" w:color="BFBFBF"/>
+              <w:left w:val="single" w:sz="4" w:color="BFBFBF"/>
+              <w:bottom w:val="single" w:sz="4" w:color="BFBFBF"/>
+              <w:right w:val="single" w:sz="4" w:color="BFBFBF"/>
+            </w:tcBorders>
+            <w:tcMar>
+              <w:top w:w="100" w:type="dxa"/>
+              <w:bottom w:w="100" w:type="dxa"/>
+              <w:left w:w="100" w:type="dxa"/>
+              <w:right w:w="100" w:type="dxa"/>
+            </w:tcMar>
+            <w:vAlign w:val="center"/>
+          </w:tcPr>
+          <w:p>
+            <w:r/>
+            <w:r>
+              <w:rPr>
+                <w:rFonts w:ascii="Arial" w:hAnsi="Arial" w:cs="Arial"/>
+                <w:b w:val="0"/>
+                <w:i w:val="0"/>
+                <w:color w:val="000000"/>
+                <w:sz w:val="20"/>
+              </w:rPr>
+              <w:t xml:space="preserve">Prepare 500 mL of PBS buffer.</w:t>
+            </w:r>
+          </w:p>
+        </w:tc>
+        <w:tc>
+          <w:tcPr>
+            <w:tcW w:type="dxa" w:w="1600"/>
+            <w:tcBorders>
+              <w:top w:val="single" w:sz="4" w:color="BFBFBF"/>
+              <w:left w:val="single" w:sz="4" w:color="BFBFBF"/>
+              <w:bottom w:val="single" w:sz="4" w:color="BFBFBF"/>
+              <w:right w:val="single" w:sz="4" w:color="BFBFBF"/>
+            </w:tcBorders>
+            <w:tcMar>
+              <w:top w:w="100" w:type="dxa"/>
+              <w:bottom w:w="100" w:type="dxa"/>
+              <w:left w:w="100" w:type="dxa"/>
+              <w:right w:w="100" w:type="dxa"/>
+            </w:tcMar>
+            <w:vAlign w:val="center"/>
+          </w:tcPr>
+          <w:p>
+            <w:pPr>
+              <w:jc w:val="center"/>
+            </w:pPr>
+            <w:r/>
+            <w:r>
+              <w:rPr>
+                <w:rFonts w:ascii="Arial" w:hAnsi="Arial" w:cs="Arial"/>
+                <w:b w:val="0"/>
+                <w:i w:val="0"/>
+                <w:color w:val="000000"/>
+                <w:sz w:val="20"/>
+              </w:rPr>
+              <w:t xml:space="preserve">30 min</w:t>
+            </w:r>
+          </w:p>
+        </w:tc>
+      </w:tr>
+      <w:tr>
+        <w:tc>
+          <w:tcPr>
+            <w:tcW w:type="dxa" w:w="800"/>
+            <w:tcBorders>
+              <w:top w:val="single" w:sz="4" w:color="BFBFBF"/>
+              <w:left w:val="single" w:sz="4" w:color="BFBFBF"/>
+              <w:bottom w:val="single" w:sz="4" w:color="BFBFBF"/>
+              <w:right w:val="single" w:sz="4" w:color="BFBFBF"/>
+            </w:tcBorders>
+            <w:tcMar>
+              <w:top w:w="100" w:type="dxa"/>
+              <w:bottom w:w="100" w:type="dxa"/>
+              <w:left w:w="100" w:type="dxa"/>
+              <w:right w:w="100" w:type="dxa"/>
+            </w:tcMar>
+            <w:vAlign w:val="center"/>
+          </w:tcPr>
+          <w:p>
+            <w:pPr>
+              <w:jc w:val="center"/>
+            </w:pPr>
+            <w:r/>
+            <w:r>
+              <w:rPr>
+                <w:rFonts w:ascii="Arial" w:hAnsi="Arial" w:cs="Arial"/>
+                <w:b/>
+                <w:i w:val="0"/>
+                <w:color w:val="000000"/>
+                <w:sz w:val="20"/>
+              </w:rPr>
+              <w:t xml:space="preserve">2</w:t>
+            </w:r>
+          </w:p>
+        </w:tc>
+        <w:tc>
+          <w:tcPr>
+            <w:tcW w:type="dxa" w:w="2600"/>
+            <w:tcBorders>
+              <w:top w:val="single" w:sz="4" w:color="BFBFBF"/>
+              <w:left w:val="single" w:sz="4" w:color="BFBFBF"/>
+              <w:bottom w:val="single" w:sz="4" w:color="BFBFBF"/>
+              <w:right w:val="single" w:sz="4" w:color="BFBFBF"/>
+            </w:tcBorders>
+            <w:tcMar>
+              <w:top w:w="100" w:type="dxa"/>
+              <w:bottom w:w="100" w:type="dxa"/>
+              <w:left w:w="100" w:type="dxa"/>
+              <w:right w:w="100" w:type="dxa"/>
+            </w:tcMar>
+            <w:vAlign w:val="center"/>
+          </w:tcPr>
+          <w:p>
+            <w:r/>
+            <w:r>
+              <w:rPr>
+                <w:rFonts w:ascii="Arial" w:hAnsi="Arial" w:cs="Arial"/>
+                <w:b w:val="0"/>
+                <w:i w:val="0"/>
+                <w:color w:val="000000"/>
+                <w:sz w:val="20"/>
+              </w:rPr>
+              <w:t xml:space="preserve">Cell Seeding</w:t>
+            </w:r>
+          </w:p>
+        </w:tc>
+        <w:tc>
+          <w:tcPr>
+            <w:tcW w:type="dxa" w:w="4800"/>
+            <w:tcBorders>
+              <w:top w:val="single" w:sz="4" w:color="BFBFBF"/>
+              <w:left w:val="single" w:sz="4" w:color="BFBFBF"/>
+              <w:bottom w:val="single" w:sz="4" w:color="BFBFBF"/>
+              <w:right w:val="single" w:sz="4" w:color="BFBFBF"/>
+            </w:tcBorders>
+            <w:tcMar>
+              <w:top w:w="100" w:type="dxa"/>
+              <w:bottom w:w="100" w:type="dxa"/>
+              <w:left w:w="100" w:type="dxa"/>
+              <w:right w:w="100" w:type="dxa"/>
+            </w:tcMar>
+            <w:vAlign w:val="center"/>
+          </w:tcPr>
+          <w:p>
+            <w:r/>
+            <w:r>
+              <w:rPr>
+                <w:rFonts w:ascii="Arial" w:hAnsi="Arial" w:cs="Arial"/>
+                <w:b w:val="0"/>
+                <w:i w:val="0"/>
+                <w:color w:val="000000"/>
+                <w:sz w:val="20"/>
+              </w:rPr>
+              <w:t xml:space="preserve">Seed cells at target density. Seeding Density: 1e+06.</w:t>
+            </w:r>
+          </w:p>
+        </w:tc>
+        <w:tc>
+          <w:tcPr>
+            <w:tcW w:type="dxa" w:w="1600"/>
+            <w:tcBorders>
+              <w:top w:val="single" w:sz="4" w:color="BFBFBF"/>
+              <w:left w:val="single" w:sz="4" w:color="BFBFBF"/>
+              <w:bottom w:val="single" w:sz="4" w:color="BFBFBF"/>
+              <w:right w:val="single" w:sz="4" w:color="BFBFBF"/>
+            </w:tcBorders>
+            <w:tcMar>
+              <w:top w:w="100" w:type="dxa"/>
+              <w:bottom w:w="100" w:type="dxa"/>
+              <w:left w:w="100" w:type="dxa"/>
+              <w:right w:w="100" w:type="dxa"/>
+            </w:tcMar>
+            <w:vAlign w:val="center"/>
+          </w:tcPr>
+          <w:p>
+            <w:pPr>
+              <w:jc w:val="center"/>
+            </w:pPr>
+            <w:r/>
+            <w:r>
+              <w:rPr>
+                <w:rFonts w:ascii="Arial" w:hAnsi="Arial" w:cs="Arial"/>
+                <w:b w:val="0"/>
+                <w:i w:val="0"/>
+                <w:color w:val="000000"/>
+                <w:sz w:val="20"/>
+              </w:rPr>
+              <w:t xml:space="preserve">15 min</w:t>
+            </w:r>
+          </w:p>
+        </w:tc>
+      </w:tr>
+    </w:tbl>
     <w:p>
       <w:pPr>
-        <w:spacing w:before="0" w:after="100"/>
-      </w:pPr>
-      <w:r>
-        <w:t xml:space="preserve"/>
-      </w:r>
-      <w:r>
-        <w:rPr>
-          <w:color w:val="334155"/>
-          <w:sz w:val="127000"/>
-          <w:szCs w:val="127000"/>
-        </w:rPr>
-        <w:t xml:space="preserve">    Prepare 500 mL of PBS buffer.</w:t>
-      </w:r>
-      <w:r>
-        <w:t xml:space="preserve"/>
-      </w:r>
-    </w:p>
-    <w:p>
-      <w:pPr>
-        <w:spacing w:before="0" w:after="100"/>
-      </w:pPr>
-      <w:r>
-        <w:t xml:space="preserve"/>
-      </w:r>
-      <w:r>
-        <w:rPr>
-          <w:color w:val="64748B"/>
-          <w:sz w:val="127000"/>
-          <w:szCs w:val="127000"/>
-          <w:i/>
-        </w:rPr>
-        <w:t xml:space="preserve">    Allow 30 minutes for this step.</w:t>
-      </w:r>
-      <w:r>
-        <w:t xml:space="preserve"/>
-      </w:r>
-    </w:p>
-    <w:p>
-      <w:pPr>
-        <w:spacing w:after="40"/>
+        <w:keepNext/>
+        <w:spacing w:before="320" w:after="120"/>
+        <w:pBdr>
+          <w:bottom w:val="single" w:sz="8" w:space="4" w:color="D1D5DB"/>
+        </w:pBdr>
       </w:pPr>
       <w:r>
         <w:rPr>
+          <w:rFonts w:ascii="Arial" w:hAnsi="Arial" w:cs="Arial"/>
           <w:b/>
           <w:i w:val="0"/>
-          <w:color w:val="0F172A"/>
-          <w:sz w:val="22"/>
+          <w:color w:val="2C3E50"/>
+          <w:sz w:val="32"/>
         </w:rPr>
-        <w:t xml:space="preserve">2. Cell Seeding</w:t>
-      </w:r>
-    </w:p>
-    <w:p>
-      <w:pPr>
-        <w:spacing w:before="0" w:after="100"/>
-      </w:pPr>
-      <w:r>
-        <w:t xml:space="preserve"/>
-      </w:r>
-      <w:r>
-        <w:rPr>
-          <w:color w:val="334155"/>
-          <w:sz w:val="127000"/>
-          <w:szCs w:val="127000"/>
-        </w:rPr>
-        <w:t xml:space="preserve">    Seed cells at target density.</w:t>
-      </w:r>
-      <w:r>
-        <w:t xml:space="preserve"/>
-      </w:r>
-    </w:p>
-    <w:p>
-      <w:pPr>
-        <w:spacing w:before="0" w:after="100"/>
-      </w:pPr>
-      <w:r>
-        <w:t xml:space="preserve"/>
-      </w:r>
-      <w:r>
-        <w:rPr>
-          <w:color w:val="334155"/>
-          <w:sz w:val="127000"/>
-          <w:szCs w:val="127000"/>
-        </w:rPr>
-        <w:t xml:space="preserve">    Seeding Density: 1e+06.</w:t>
-      </w:r>
-      <w:r>
-        <w:t xml:space="preserve"/>
-      </w:r>
-    </w:p>
-    <w:p>
-      <w:pPr>
-        <w:spacing w:before="0" w:after="100"/>
-      </w:pPr>
-      <w:r>
-        <w:t xml:space="preserve"/>
-      </w:r>
-      <w:r>
-        <w:rPr>
-          <w:color w:val="64748B"/>
-          <w:sz w:val="127000"/>
-          <w:szCs w:val="127000"/>
-          <w:i/>
-        </w:rPr>
-        <w:t xml:space="preserve">    Allow 15 minutes for this step.</w:t>
-      </w:r>
-      <w:r>
-        <w:t xml:space="preserve"/>
-      </w:r>
-    </w:p>
-    <w:p>
-      <w:pPr>
-        <w:spacing w:after="0"/>
-      </w:pPr>
-      <w:r>
-        <w:rPr>
-          <w:b w:val="0"/>
-          <w:i w:val="0"/>
-          <w:color w:val="334155"/>
-          <w:sz w:val="2"/>
-        </w:rPr>
-        <w:t xml:space="preserve"/>
-      </w:r>
-      <w:r>
-        <w:t xml:space="preserve"/>
-      </w:r>
-    </w:p>
-    <w:p>
-      <w:r>
-        <w:br w:type="page"/>
-      </w:r>
-    </w:p>
-    <w:p>
-      <w:pPr>
-        <w:spacing w:after="0"/>
-      </w:pPr>
-      <w:r>
-        <w:t xml:space="preserve"/>
-      </w:r>
-      <w:r>
-        <w:t xml:space="preserve"/>
-      </w:r>
-    </w:p>
-    <w:p>
-      <w:pPr>
-        <w:spacing w:after="120" w:before="0"/>
-      </w:pPr>
-      <w:r>
-        <w:rPr>
-          <w:b w:val="0"/>
-          <w:i w:val="0"/>
-          <w:color w:val="C8C8C8"/>
-          <w:sz w:val="12"/>
-        </w:rPr>
-        <w:t>──────────────────────────────────────────────────</w:t>
-      </w:r>
-    </w:p>
-    <w:p>
-      <w:pPr>
-        <w:spacing w:after="320" w:before="0"/>
-      </w:pPr>
-      <w:r>
-        <w:rPr>
-          <w:b/>
-          <w:i w:val="0"/>
-          <w:color w:val="0F172A"/>
-          <w:sz w:val="22"/>
-        </w:rPr>
-        <w:t>Approvals</w:t>
-      </w:r>
-    </w:p>
-    <w:p>
-      <w:pPr>
-        <w:spacing w:after="40"/>
-      </w:pPr>
-      <w:r>
-        <w:rPr>
-          <w:color w:val="787878"/>
-          <w:sz w:val="18"/>
-        </w:rPr>
-        <w:t>____________________________</w:t>
-        <w:tab/>
-        <w:tab/>
-        <w:tab/>
-      </w:r>
-      <w:r>
-        <w:rPr>
-          <w:color w:val="787878"/>
-          <w:sz w:val="18"/>
-        </w:rPr>
-        <w:t>____________________________</w:t>
-      </w:r>
-    </w:p>
-    <w:p>
-      <w:r>
-        <w:rPr>
-          <w:color w:val="787878"/>
-          <w:sz w:val="18"/>
-        </w:rPr>
-        <w:t>Prepared by (Name / Date)</w:t>
-        <w:tab/>
-        <w:tab/>
-      </w:r>
-      <w:r>
-        <w:rPr>
-          <w:color w:val="787878"/>
-          <w:sz w:val="18"/>
-        </w:rPr>
-        <w:t>Reviewed by (Name / Date)</w:t>
-      </w:r>
-    </w:p>
-    <w:p>
-      <w:r>
-        <w:t/>
+        <w:t>Approval &amp; Signatures</w:t>
       </w:r>
     </w:p>
     <w:sectPr>
-      <w:headerReference w:type="default" r:id="rId9"/>
-      <w:footerReference w:type="default" r:id="rId10"/>
       <w:pgSz w:w="12240" w:h="15840"/>
-      <w:pgMar w:top="1440" w:right="1440" w:bottom="1440" w:left="1440" w:header="720" w:footer="720" w:gutter="0"/>
+      <w:pgMar w:top="1080" w:right="1080" w:bottom="1080" w:left="1080" w:header="720" w:footer="720" w:gutter="0"/>
       <w:cols w:space="720"/>
       <w:docGrid w:linePitch="360"/>
     </w:sectPr>
   </w:body>
 </w:document>
-</file>
-
-<file path=word/footer1.xml><?xml version="1.0" encoding="utf-8"?>
-<w:ftr xmlns:m="http://schemas.openxmlformats.org/officeDocument/2006/math" xmlns:mc="http://schemas.openxmlformats.org/markup-compatibility/2006" xmlns:mo="http://schemas.microsoft.com/office/mac/office/2008/main" xmlns:mv="urn:schemas-microsoft-com:mac:vml" xmlns:o="urn:schemas-microsoft-com:office:office" xmlns:r="http://schemas.openxmlformats.org/officeDocument/2006/relationships" xmlns:v="urn:schemas-microsoft-com:vml" xmlns:w10="urn:schemas-microsoft-com:office:word" xmlns:w14="http://schemas.microsoft.com/office/word/2010/wordml" xmlns:w="http://schemas.openxmlformats.org/wordprocessingml/2006/main" xmlns:wne="http://schemas.microsoft.com/office/word/2006/wordml" xmlns:wp14="http://schemas.microsoft.com/office/word/2010/wordprocessingDrawing" xmlns:wp="http://schemas.openxmlformats.org/drawingml/2006/wordprocessingDrawing" xmlns:wpc="http://schemas.microsoft.com/office/word/2010/wordprocessingCanvas" xmlns:wpg="http://schemas.microsoft.com/office/word/2010/wordprocessingGroup" xmlns:wpi="http://schemas.microsoft.com/office/word/2010/wordprocessingInk" xmlns:wps="http://schemas.microsoft.com/office/word/2010/wordprocessingShape" mc:Ignorable="w14 wp14">
-  <w:p>
-    <w:pPr>
-      <w:pStyle w:val="Footer"/>
-      <w:jc w:val="center"/>
-    </w:pPr>
-    <w:r>
-      <w:rPr>
-        <w:color w:val="969696"/>
-        <w:sz w:val="16"/>
-      </w:rPr>
-      <w:t xml:space="preserve">Page </w:t>
-      <w:fldChar w:fldCharType="begin"/>
-      <w:instrText> PAGE </w:instrText>
-      <w:fldChar w:fldCharType="end"/>
-    </w:r>
-    <w:r>
-      <w:rPr>
-        <w:color w:val="969696"/>
-        <w:sz w:val="16"/>
-      </w:rPr>
-      <w:t xml:space="preserve"> / </w:t>
-      <w:fldChar w:fldCharType="begin"/>
-      <w:instrText> NUMPAGES </w:instrText>
-      <w:fldChar w:fldCharType="end"/>
-    </w:r>
-  </w:p>
-</w:ftr>
-</file>
-
-<file path=word/header1.xml><?xml version="1.0" encoding="utf-8"?>
-<w:hdr xmlns:m="http://schemas.openxmlformats.org/officeDocument/2006/math" xmlns:mc="http://schemas.openxmlformats.org/markup-compatibility/2006" xmlns:mo="http://schemas.microsoft.com/office/mac/office/2008/main" xmlns:mv="urn:schemas-microsoft-com:mac:vml" xmlns:o="urn:schemas-microsoft-com:office:office" xmlns:r="http://schemas.openxmlformats.org/officeDocument/2006/relationships" xmlns:v="urn:schemas-microsoft-com:vml" xmlns:w10="urn:schemas-microsoft-com:office:word" xmlns:w14="http://schemas.microsoft.com/office/word/2010/wordml" xmlns:w="http://schemas.openxmlformats.org/wordprocessingml/2006/main" xmlns:wne="http://schemas.microsoft.com/office/word/2006/wordml" xmlns:wp14="http://schemas.microsoft.com/office/word/2010/wordprocessingDrawing" xmlns:wp="http://schemas.openxmlformats.org/drawingml/2006/wordprocessingDrawing" xmlns:wpc="http://schemas.microsoft.com/office/word/2010/wordprocessingCanvas" xmlns:wpg="http://schemas.microsoft.com/office/word/2010/wordprocessingGroup" xmlns:wpi="http://schemas.microsoft.com/office/word/2010/wordprocessingInk" xmlns:wps="http://schemas.microsoft.com/office/word/2010/wordprocessingShape" mc:Ignorable="w14 wp14">
-  <w:p>
-    <w:pPr>
-      <w:pStyle w:val="Header"/>
-      <w:tabs>
-        <w:tab w:pos="9360" w:val="right"/>
-      </w:tabs>
-      <w:jc w:val="left"/>
-    </w:pPr>
-    <w:r>
-      <w:rPr>
-        <w:i/>
-        <w:color w:val="787878"/>
-        <w:sz w:val="18"/>
-      </w:rPr>
-      <w:t>STANDARD OPERATING PROCEDURE</w:t>
-      <w:tab/>
-    </w:r>
-    <w:r>
-      <w:rPr>
-        <w:i/>
-        <w:color w:val="787878"/>
-        <w:sz w:val="18"/>
-      </w:rPr>
-      <w:t xml:space="preserve">v1  |  April 1, 2026</w:t>
-    </w:r>
-  </w:p>
-</w:hdr>
 </file>
 
 <file path=word/numbering.xml><?xml version="1.0" encoding="utf-8"?>
@@ -729,6 +1210,11 @@
     <w:name w:val="Normal"/>
     <w:qFormat/>
     <w:rsid w:val="00FC693F"/>
+    <w:rPr>
+      <w:rFonts w:ascii="Arial" w:hAnsi="Arial"/>
+      <w:color w:val="000000"/>
+      <w:sz w:val="20"/>
+    </w:rPr>
   </w:style>
   <w:style w:type="paragraph" w:styleId="Header">
     <w:name w:val="header"/>
